--- a/jobsheet 7 Ahmad Maynanda.docx
+++ b/jobsheet 7 Ahmad Maynanda.docx
@@ -177,7 +177,21 @@
         <w:rPr>
           <w:lang w:val="en-ID"/>
         </w:rPr>
-        <w:t>input pertama yang valid (</w:t>
+        <w:t xml:space="preserve">input </w:t>
+      </w:r>
+      <w:proofErr w:type="spellStart"/>
+      <w:r>
+        <w:rPr>
+          <w:lang w:val="en-ID"/>
+        </w:rPr>
+        <w:t>pertama</w:t>
+      </w:r>
+      <w:proofErr w:type="spellEnd"/>
+      <w:r>
+        <w:rPr>
+          <w:lang w:val="en-ID"/>
+        </w:rPr>
+        <w:t xml:space="preserve"> yang valid (</w:t>
       </w:r>
       <m:oMath>
         <m:r>
@@ -277,6 +291,7 @@
           </wp:anchor>
         </w:drawing>
       </w:r>
+      <w:proofErr w:type="spellStart"/>
       <w:r>
         <w:rPr>
           <w:rFonts w:eastAsia="Times New Roman" w:cs="Arial"/>
@@ -284,8 +299,9 @@
           <w:lang w:val="en-ID" w:eastAsia="en-ID"/>
           <w14:ligatures w14:val="none"/>
         </w:rPr>
-        <w:t>terendah = 100</w:t>
-      </w:r>
+        <w:t>terendah</w:t>
+      </w:r>
+      <w:proofErr w:type="spellEnd"/>
       <w:r>
         <w:rPr>
           <w:rFonts w:eastAsia="Times New Roman" w:cs="Arial"/>
@@ -293,7 +309,7 @@
           <w:lang w:val="en-ID" w:eastAsia="en-ID"/>
           <w14:ligatures w14:val="none"/>
         </w:rPr>
-        <w:t xml:space="preserve"> a</w:t>
+        <w:t xml:space="preserve"> = 100</w:t>
       </w:r>
       <w:r>
         <w:rPr>
@@ -302,7 +318,56 @@
           <w:lang w:val="en-ID" w:eastAsia="en-ID"/>
           <w14:ligatures w14:val="none"/>
         </w:rPr>
-        <w:t>gar nilai input pertama yang valid (</w:t>
+        <w:t xml:space="preserve"> a</w:t>
+      </w:r>
+      <w:r>
+        <w:rPr>
+          <w:rFonts w:eastAsia="Times New Roman" w:cs="Arial"/>
+          <w:kern w:val="0"/>
+          <w:lang w:val="en-ID" w:eastAsia="en-ID"/>
+          <w14:ligatures w14:val="none"/>
+        </w:rPr>
+        <w:t xml:space="preserve">gar </w:t>
+      </w:r>
+      <w:proofErr w:type="spellStart"/>
+      <w:r>
+        <w:rPr>
+          <w:rFonts w:eastAsia="Times New Roman" w:cs="Arial"/>
+          <w:kern w:val="0"/>
+          <w:lang w:val="en-ID" w:eastAsia="en-ID"/>
+          <w14:ligatures w14:val="none"/>
+        </w:rPr>
+        <w:t>nilai</w:t>
+      </w:r>
+      <w:proofErr w:type="spellEnd"/>
+      <w:r>
+        <w:rPr>
+          <w:rFonts w:eastAsia="Times New Roman" w:cs="Arial"/>
+          <w:kern w:val="0"/>
+          <w:lang w:val="en-ID" w:eastAsia="en-ID"/>
+          <w14:ligatures w14:val="none"/>
+        </w:rPr>
+        <w:t xml:space="preserve"> input </w:t>
+      </w:r>
+      <w:proofErr w:type="spellStart"/>
+      <w:r>
+        <w:rPr>
+          <w:rFonts w:eastAsia="Times New Roman" w:cs="Arial"/>
+          <w:kern w:val="0"/>
+          <w:lang w:val="en-ID" w:eastAsia="en-ID"/>
+          <w14:ligatures w14:val="none"/>
+        </w:rPr>
+        <w:t>pertama</w:t>
+      </w:r>
+      <w:proofErr w:type="spellEnd"/>
+      <w:r>
+        <w:rPr>
+          <w:rFonts w:eastAsia="Times New Roman" w:cs="Arial"/>
+          <w:kern w:val="0"/>
+          <w:lang w:val="en-ID" w:eastAsia="en-ID"/>
+          <w14:ligatures w14:val="none"/>
+        </w:rPr>
+        <w:t xml:space="preserve"> yang valid (</w:t>
       </w:r>
       <m:oMath>
         <m:r>
@@ -322,7 +387,87 @@
           <w:lang w:val="en-ID" w:eastAsia="en-ID"/>
           <w14:ligatures w14:val="none"/>
         </w:rPr>
-        <w:t>) langsung menggantikannya sebagai nilai terendah sementara.</w:t>
+        <w:t xml:space="preserve">) langsung menggantikannya </w:t>
+      </w:r>
+      <w:proofErr w:type="spellStart"/>
+      <w:r>
+        <w:rPr>
+          <w:rFonts w:eastAsia="Times New Roman" w:cs="Arial"/>
+          <w:kern w:val="0"/>
+          <w:lang w:val="en-ID" w:eastAsia="en-ID"/>
+          <w14:ligatures w14:val="none"/>
+        </w:rPr>
+        <w:t>sebagai</w:t>
+      </w:r>
+      <w:proofErr w:type="spellEnd"/>
+      <w:r>
+        <w:rPr>
+          <w:rFonts w:eastAsia="Times New Roman" w:cs="Arial"/>
+          <w:kern w:val="0"/>
+          <w:lang w:val="en-ID" w:eastAsia="en-ID"/>
+          <w14:ligatures w14:val="none"/>
+        </w:rPr>
+        <w:t xml:space="preserve"> </w:t>
+      </w:r>
+      <w:proofErr w:type="spellStart"/>
+      <w:r>
+        <w:rPr>
+          <w:rFonts w:eastAsia="Times New Roman" w:cs="Arial"/>
+          <w:kern w:val="0"/>
+          <w:lang w:val="en-ID" w:eastAsia="en-ID"/>
+          <w14:ligatures w14:val="none"/>
+        </w:rPr>
+        <w:t>nilai</w:t>
+      </w:r>
+      <w:proofErr w:type="spellEnd"/>
+      <w:r>
+        <w:rPr>
+          <w:rFonts w:eastAsia="Times New Roman" w:cs="Arial"/>
+          <w:kern w:val="0"/>
+          <w:lang w:val="en-ID" w:eastAsia="en-ID"/>
+          <w14:ligatures w14:val="none"/>
+        </w:rPr>
+        <w:t xml:space="preserve"> </w:t>
+      </w:r>
+      <w:proofErr w:type="spellStart"/>
+      <w:r>
+        <w:rPr>
+          <w:rFonts w:eastAsia="Times New Roman" w:cs="Arial"/>
+          <w:kern w:val="0"/>
+          <w:lang w:val="en-ID" w:eastAsia="en-ID"/>
+          <w14:ligatures w14:val="none"/>
+        </w:rPr>
+        <w:t>terendah</w:t>
+      </w:r>
+      <w:proofErr w:type="spellEnd"/>
+      <w:r>
+        <w:rPr>
+          <w:rFonts w:eastAsia="Times New Roman" w:cs="Arial"/>
+          <w:kern w:val="0"/>
+          <w:lang w:val="en-ID" w:eastAsia="en-ID"/>
+          <w14:ligatures w14:val="none"/>
+        </w:rPr>
+        <w:t xml:space="preserve"> </w:t>
+      </w:r>
+      <w:proofErr w:type="spellStart"/>
+      <w:r>
+        <w:rPr>
+          <w:rFonts w:eastAsia="Times New Roman" w:cs="Arial"/>
+          <w:kern w:val="0"/>
+          <w:lang w:val="en-ID" w:eastAsia="en-ID"/>
+          <w14:ligatures w14:val="none"/>
+        </w:rPr>
+        <w:t>sementara</w:t>
+      </w:r>
+      <w:proofErr w:type="spellEnd"/>
+      <w:r>
+        <w:rPr>
+          <w:rFonts w:eastAsia="Times New Roman" w:cs="Arial"/>
+          <w:kern w:val="0"/>
+          <w:lang w:val="en-ID" w:eastAsia="en-ID"/>
+          <w14:ligatures w14:val="none"/>
+        </w:rPr>
+        <w:t>.</w:t>
       </w:r>
     </w:p>
     <w:p>
@@ -528,34 +673,352 @@
       </w:pPr>
       <w:r>
         <w:rPr>
+          <w:noProof/>
+        </w:rPr>
+        <w:lastRenderedPageBreak/>
+        <w:drawing>
+          <wp:anchor distT="0" distB="0" distL="114300" distR="114300" simplePos="0" relativeHeight="251659264" behindDoc="0" locked="0" layoutInCell="1" allowOverlap="1" wp14:anchorId="0C50363A" wp14:editId="50AFAD32">
+            <wp:simplePos x="0" y="0"/>
+            <wp:positionH relativeFrom="margin">
+              <wp:align>left</wp:align>
+            </wp:positionH>
+            <wp:positionV relativeFrom="paragraph">
+              <wp:posOffset>215900</wp:posOffset>
+            </wp:positionV>
+            <wp:extent cx="4391025" cy="4721225"/>
+            <wp:effectExtent l="0" t="0" r="9525" b="3175"/>
+            <wp:wrapTopAndBottom/>
+            <wp:docPr id="1570788068" name="Picture 4"/>
+            <wp:cNvGraphicFramePr>
+              <a:graphicFrameLocks xmlns:a="http://schemas.openxmlformats.org/drawingml/2006/main" noChangeAspect="1"/>
+            </wp:cNvGraphicFramePr>
+            <a:graphic xmlns:a="http://schemas.openxmlformats.org/drawingml/2006/main">
+              <a:graphicData uri="http://schemas.openxmlformats.org/drawingml/2006/picture">
+                <pic:pic xmlns:pic="http://schemas.openxmlformats.org/drawingml/2006/picture">
+                  <pic:nvPicPr>
+                    <pic:cNvPr id="0" name="Picture 7"/>
+                    <pic:cNvPicPr>
+                      <a:picLocks noChangeAspect="1" noChangeArrowheads="1"/>
+                    </pic:cNvPicPr>
+                  </pic:nvPicPr>
+                  <pic:blipFill>
+                    <a:blip r:embed="rId11">
+                      <a:extLst>
+                        <a:ext uri="{28A0092B-C50C-407E-A947-70E740481C1C}">
+                          <a14:useLocalDpi xmlns:a14="http://schemas.microsoft.com/office/drawing/2010/main" val="0"/>
+                        </a:ext>
+                      </a:extLst>
+                    </a:blip>
+                    <a:srcRect/>
+                    <a:stretch>
+                      <a:fillRect/>
+                    </a:stretch>
+                  </pic:blipFill>
+                  <pic:spPr bwMode="auto">
+                    <a:xfrm>
+                      <a:off x="0" y="0"/>
+                      <a:ext cx="4391025" cy="4721225"/>
+                    </a:xfrm>
+                    <a:prstGeom prst="rect">
+                      <a:avLst/>
+                    </a:prstGeom>
+                    <a:noFill/>
+                    <a:ln>
+                      <a:noFill/>
+                    </a:ln>
+                  </pic:spPr>
+                </pic:pic>
+              </a:graphicData>
+            </a:graphic>
+            <wp14:sizeRelH relativeFrom="page">
+              <wp14:pctWidth>0</wp14:pctWidth>
+            </wp14:sizeRelH>
+            <wp14:sizeRelV relativeFrom="page">
+              <wp14:pctHeight>0</wp14:pctHeight>
+            </wp14:sizeRelV>
+          </wp:anchor>
+        </w:drawing>
+      </w:r>
+      <w:r>
+        <w:rPr>
           <w:b/>
           <w:bCs/>
           <w:sz w:val="24"/>
           <w:szCs w:val="24"/>
         </w:rPr>
+        <w:t>Percobaan 2</w:t>
+      </w:r>
+    </w:p>
+    <w:p>
+      <w:pPr>
+        <w:spacing w:after="0" w:line="276" w:lineRule="auto"/>
+      </w:pPr>
+    </w:p>
+    <w:p>
+      <w:pPr>
+        <w:pStyle w:val="ListParagraph"/>
+        <w:numPr>
+          <w:ilvl w:val="0"/>
+          <w:numId w:val="6"/>
+        </w:numPr>
+        <w:spacing w:after="0" w:line="276" w:lineRule="auto"/>
+      </w:pPr>
+      <w:r>
+        <w:t>Pada potongan kode berikut, tentukan maksud dan kegunaan dari sintaks berikut:</w:t>
+      </w:r>
+    </w:p>
+    <w:p>
+      <w:pPr>
+        <w:pStyle w:val="ListParagraph"/>
+        <w:numPr>
+          <w:ilvl w:val="0"/>
+          <w:numId w:val="7"/>
+        </w:numPr>
+        <w:spacing w:after="0" w:line="276" w:lineRule="auto"/>
+      </w:pPr>
+      <w:r>
+        <w:rPr>
+          <w:noProof/>
+        </w:rPr>
+        <w:drawing>
+          <wp:anchor distT="0" distB="0" distL="114300" distR="114300" simplePos="0" relativeHeight="251660288" behindDoc="0" locked="0" layoutInCell="1" allowOverlap="1" wp14:anchorId="4B81596B" wp14:editId="006AA1A7">
+            <wp:simplePos x="0" y="0"/>
+            <wp:positionH relativeFrom="column">
+              <wp:posOffset>457200</wp:posOffset>
+            </wp:positionH>
+            <wp:positionV relativeFrom="paragraph">
+              <wp:posOffset>-1270</wp:posOffset>
+            </wp:positionV>
+            <wp:extent cx="4457700" cy="612020"/>
+            <wp:effectExtent l="0" t="0" r="0" b="0"/>
+            <wp:wrapTopAndBottom/>
+            <wp:docPr id="854565379" name="Picture 6"/>
+            <wp:cNvGraphicFramePr>
+              <a:graphicFrameLocks xmlns:a="http://schemas.openxmlformats.org/drawingml/2006/main" noChangeAspect="1"/>
+            </wp:cNvGraphicFramePr>
+            <a:graphic xmlns:a="http://schemas.openxmlformats.org/drawingml/2006/main">
+              <a:graphicData uri="http://schemas.openxmlformats.org/drawingml/2006/picture">
+                <pic:pic xmlns:pic="http://schemas.openxmlformats.org/drawingml/2006/picture">
+                  <pic:nvPicPr>
+                    <pic:cNvPr id="0" name="Picture 14"/>
+                    <pic:cNvPicPr>
+                      <a:picLocks noChangeAspect="1" noChangeArrowheads="1"/>
+                    </pic:cNvPicPr>
+                  </pic:nvPicPr>
+                  <pic:blipFill>
+                    <a:blip r:embed="rId12">
+                      <a:extLst>
+                        <a:ext uri="{28A0092B-C50C-407E-A947-70E740481C1C}">
+                          <a14:useLocalDpi xmlns:a14="http://schemas.microsoft.com/office/drawing/2010/main" val="0"/>
+                        </a:ext>
+                      </a:extLst>
+                    </a:blip>
+                    <a:srcRect/>
+                    <a:stretch>
+                      <a:fillRect/>
+                    </a:stretch>
+                  </pic:blipFill>
+                  <pic:spPr bwMode="auto">
+                    <a:xfrm>
+                      <a:off x="0" y="0"/>
+                      <a:ext cx="4457700" cy="612020"/>
+                    </a:xfrm>
+                    <a:prstGeom prst="rect">
+                      <a:avLst/>
+                    </a:prstGeom>
+                    <a:noFill/>
+                    <a:ln>
+                      <a:noFill/>
+                    </a:ln>
+                  </pic:spPr>
+                </pic:pic>
+              </a:graphicData>
+            </a:graphic>
+            <wp14:sizeRelH relativeFrom="page">
+              <wp14:pctWidth>0</wp14:pctWidth>
+            </wp14:sizeRelH>
+            <wp14:sizeRelV relativeFrom="page">
+              <wp14:pctHeight>0</wp14:pctHeight>
+            </wp14:sizeRelV>
+          </wp:anchor>
+        </w:drawing>
+      </w:r>
+      <w:r>
+        <w:t>nilai &lt; 0 || nilai &gt; 100: Berfungsi untuk memvalidasi apakah nilai yang dimasukkan berada di luar rentang yang diizinkan (negatif atau lebih dari 100).</w:t>
+      </w:r>
+    </w:p>
+    <w:p>
+      <w:pPr>
+        <w:pStyle w:val="ListParagraph"/>
+        <w:numPr>
+          <w:ilvl w:val="0"/>
+          <w:numId w:val="7"/>
+        </w:numPr>
+        <w:spacing w:after="0" w:line="276" w:lineRule="auto"/>
+      </w:pPr>
+      <w:r>
+        <w:t>continue: Berfungsi untuk menghentikan iterasi saat ini secara langsung dan melewati baris kode di bawahnya, sehingga program langsung kembali ke awal perulangan untuk meminta input ulang tanpa memproses nilai yang salah tersebut.</w:t>
+      </w:r>
+    </w:p>
+    <w:p>
+      <w:pPr>
+        <w:pStyle w:val="ListParagraph"/>
+        <w:numPr>
+          <w:ilvl w:val="0"/>
+          <w:numId w:val="6"/>
+        </w:numPr>
+        <w:spacing w:after="0" w:line="276" w:lineRule="auto"/>
+      </w:pPr>
+      <w:r>
+        <w:t>Mengapa sintaks i++ dituliskan di akhir perulangan WHILE? Apa yang terjadi jika posisinya dituliskan di awal perulangan WHILE?</w:t>
+      </w:r>
+      <w:r>
+        <w:t xml:space="preserve"> </w:t>
+      </w:r>
+    </w:p>
+    <w:p>
+      <w:pPr>
+        <w:pStyle w:val="ListParagraph"/>
+        <w:numPr>
+          <w:ilvl w:val="0"/>
+          <w:numId w:val="8"/>
+        </w:numPr>
+        <w:spacing w:after="0" w:line="276" w:lineRule="auto"/>
+      </w:pPr>
+      <w:r>
+        <w:t>Posisi i++: i++ diletakkan di akhir agar variabel penghitung hanya bertambah jika input nilai yang dimasukkan valid. Jika diletakkan di awal, ketika input tidak valid dan continue dipanggil, perintah i++ akan terlewat atau mengacurkan perhitungan indeks mahasiswa.</w:t>
+      </w:r>
+    </w:p>
+    <w:p>
+      <w:pPr>
+        <w:spacing w:after="0" w:line="276" w:lineRule="auto"/>
+        <w:ind w:left="720"/>
+      </w:pPr>
+    </w:p>
+    <w:p>
+      <w:pPr>
+        <w:pStyle w:val="ListParagraph"/>
+        <w:numPr>
+          <w:ilvl w:val="0"/>
+          <w:numId w:val="6"/>
+        </w:numPr>
+        <w:spacing w:after="0" w:line="276" w:lineRule="auto"/>
+      </w:pPr>
+      <w:r>
         <w:lastRenderedPageBreak/>
-        <w:t>Percobaan 2</w:t>
-      </w:r>
-    </w:p>
-    <w:p>
-      <w:pPr>
-        <w:spacing w:after="0" w:line="276" w:lineRule="auto"/>
-      </w:pPr>
-    </w:p>
-    <w:p>
-      <w:pPr>
-        <w:spacing w:after="0" w:line="276" w:lineRule="auto"/>
-      </w:pPr>
-    </w:p>
-    <w:p>
-      <w:pPr>
-        <w:spacing w:after="0" w:line="276" w:lineRule="auto"/>
-      </w:pPr>
-    </w:p>
-    <w:p>
-      <w:pPr>
-        <w:spacing w:after="0" w:line="276" w:lineRule="auto"/>
-      </w:pPr>
+        <w:t>Apabila jumlah mahasiswa yang dimasukkan adalah 19, berapa kali perulangan WHILE akan berjalan?</w:t>
+      </w:r>
+    </w:p>
+    <w:p>
+      <w:pPr>
+        <w:pStyle w:val="ListParagraph"/>
+        <w:numPr>
+          <w:ilvl w:val="0"/>
+          <w:numId w:val="9"/>
+        </w:numPr>
+        <w:spacing w:after="0" w:line="276" w:lineRule="auto"/>
+      </w:pPr>
+      <w:r>
+        <w:t>Jumlah iterasi: Jika jumlah mahasiswa yang dimasukkan adalah 19, perulangan while akan berjalan minimal sebanyak 19 kali untuk data valid, dan bisa bertambah jika ada input nilai yang tidak valid (karena adanya perintah continue).</w:t>
+      </w:r>
+    </w:p>
+    <w:p>
+      <w:pPr>
+        <w:pStyle w:val="ListParagraph"/>
+        <w:numPr>
+          <w:ilvl w:val="0"/>
+          <w:numId w:val="6"/>
+        </w:numPr>
+        <w:spacing w:after="0" w:line="276" w:lineRule="auto"/>
+      </w:pPr>
+      <w:r>
+        <w:t>Modifikasi</w:t>
+      </w:r>
+    </w:p>
+    <w:p>
+      <w:pPr>
+        <w:pStyle w:val="ListParagraph"/>
+        <w:spacing w:after="0" w:line="276" w:lineRule="auto"/>
+      </w:pPr>
+      <w:r>
+        <w:rPr>
+          <w:noProof/>
+        </w:rPr>
+        <w:drawing>
+          <wp:inline distT="0" distB="0" distL="0" distR="0" wp14:anchorId="11D50E91" wp14:editId="72F95000">
+            <wp:extent cx="4648200" cy="638175"/>
+            <wp:effectExtent l="0" t="0" r="0" b="9525"/>
+            <wp:docPr id="1959846672" name="Picture 7"/>
+            <wp:cNvGraphicFramePr>
+              <a:graphicFrameLocks xmlns:a="http://schemas.openxmlformats.org/drawingml/2006/main" noChangeAspect="1"/>
+            </wp:cNvGraphicFramePr>
+            <a:graphic xmlns:a="http://schemas.openxmlformats.org/drawingml/2006/main">
+              <a:graphicData uri="http://schemas.openxmlformats.org/drawingml/2006/picture">
+                <pic:pic xmlns:pic="http://schemas.openxmlformats.org/drawingml/2006/picture">
+                  <pic:nvPicPr>
+                    <pic:cNvPr id="0" name="Picture 16"/>
+                    <pic:cNvPicPr>
+                      <a:picLocks noChangeAspect="1" noChangeArrowheads="1"/>
+                    </pic:cNvPicPr>
+                  </pic:nvPicPr>
+                  <pic:blipFill>
+                    <a:blip r:embed="rId12">
+                      <a:extLst>
+                        <a:ext uri="{28A0092B-C50C-407E-A947-70E740481C1C}">
+                          <a14:useLocalDpi xmlns:a14="http://schemas.microsoft.com/office/drawing/2010/main" val="0"/>
+                        </a:ext>
+                      </a:extLst>
+                    </a:blip>
+                    <a:srcRect/>
+                    <a:stretch>
+                      <a:fillRect/>
+                    </a:stretch>
+                  </pic:blipFill>
+                  <pic:spPr bwMode="auto">
+                    <a:xfrm>
+                      <a:off x="0" y="0"/>
+                      <a:ext cx="4648200" cy="638175"/>
+                    </a:xfrm>
+                    <a:prstGeom prst="rect">
+                      <a:avLst/>
+                    </a:prstGeom>
+                    <a:noFill/>
+                    <a:ln>
+                      <a:noFill/>
+                    </a:ln>
+                  </pic:spPr>
+                </pic:pic>
+              </a:graphicData>
+            </a:graphic>
+          </wp:inline>
+        </w:drawing>
+      </w:r>
+    </w:p>
+    <w:p>
+      <w:pPr>
+        <w:spacing w:after="0" w:line="276" w:lineRule="auto"/>
+      </w:pPr>
+    </w:p>
+    <w:p>
+      <w:pPr>
+        <w:spacing w:after="0" w:line="276" w:lineRule="auto"/>
+        <w:jc w:val="center"/>
+        <w:rPr>
+          <w:b/>
+          <w:bCs/>
+          <w:sz w:val="24"/>
+          <w:szCs w:val="24"/>
+        </w:rPr>
+      </w:pPr>
+      <w:r>
+        <w:rPr>
+          <w:b/>
+          <w:bCs/>
+          <w:sz w:val="24"/>
+          <w:szCs w:val="24"/>
+        </w:rPr>
+        <w:t>Percobaan 3</w:t>
+      </w:r>
     </w:p>
     <w:p>
       <w:pPr>
@@ -563,8 +1026,8 @@
       </w:pPr>
     </w:p>
     <w:sectPr>
-      <w:headerReference w:type="default" r:id="rId11"/>
-      <w:footerReference w:type="default" r:id="rId12"/>
+      <w:headerReference w:type="default" r:id="rId13"/>
+      <w:footerReference w:type="default" r:id="rId14"/>
       <w:pgSz w:w="11906" w:h="16838"/>
       <w:pgMar w:top="1440" w:right="1440" w:bottom="1440" w:left="1440" w:header="567" w:footer="708" w:gutter="0"/>
       <w:cols w:space="708"/>
@@ -815,7 +1278,7 @@
         </mc:Choice>
         <mc:Fallback>
           <w:pict>
-            <v:shapetype w14:anchorId="6F5F3C5B" id="_x0000_t32" coordsize="21600,21600" o:spt="32" o:oned="t" path="m,l21600,21600e" filled="f">
+            <v:shapetype w14:anchorId="3222AA83" id="_x0000_t32" coordsize="21600,21600" o:spt="32" o:oned="t" path="m,l21600,21600e" filled="f">
               <v:path arrowok="t" fillok="f" o:connecttype="none"/>
               <o:lock v:ext="edit" shapetype="t"/>
             </v:shapetype>
@@ -920,6 +1383,95 @@
     </w:lvl>
   </w:abstractNum>
   <w:abstractNum w:abstractNumId="1" w15:restartNumberingAfterBreak="0">
+    <w:nsid w:val="234717C8"/>
+    <w:multiLevelType w:val="hybridMultilevel"/>
+    <w:tmpl w:val="50C28064"/>
+    <w:lvl w:ilvl="0" w:tplc="3809000F">
+      <w:start w:val="1"/>
+      <w:numFmt w:val="decimal"/>
+      <w:lvlText w:val="%1."/>
+      <w:lvlJc w:val="left"/>
+      <w:pPr>
+        <w:ind w:left="720" w:hanging="360"/>
+      </w:pPr>
+      <w:rPr>
+        <w:rFonts w:hint="default"/>
+      </w:rPr>
+    </w:lvl>
+    <w:lvl w:ilvl="1" w:tplc="38090019" w:tentative="1">
+      <w:start w:val="1"/>
+      <w:numFmt w:val="lowerLetter"/>
+      <w:lvlText w:val="%2."/>
+      <w:lvlJc w:val="left"/>
+      <w:pPr>
+        <w:ind w:left="1440" w:hanging="360"/>
+      </w:pPr>
+    </w:lvl>
+    <w:lvl w:ilvl="2" w:tplc="3809001B" w:tentative="1">
+      <w:start w:val="1"/>
+      <w:numFmt w:val="lowerRoman"/>
+      <w:lvlText w:val="%3."/>
+      <w:lvlJc w:val="right"/>
+      <w:pPr>
+        <w:ind w:left="2160" w:hanging="180"/>
+      </w:pPr>
+    </w:lvl>
+    <w:lvl w:ilvl="3" w:tplc="3809000F" w:tentative="1">
+      <w:start w:val="1"/>
+      <w:numFmt w:val="decimal"/>
+      <w:lvlText w:val="%4."/>
+      <w:lvlJc w:val="left"/>
+      <w:pPr>
+        <w:ind w:left="2880" w:hanging="360"/>
+      </w:pPr>
+    </w:lvl>
+    <w:lvl w:ilvl="4" w:tplc="38090019" w:tentative="1">
+      <w:start w:val="1"/>
+      <w:numFmt w:val="lowerLetter"/>
+      <w:lvlText w:val="%5."/>
+      <w:lvlJc w:val="left"/>
+      <w:pPr>
+        <w:ind w:left="3600" w:hanging="360"/>
+      </w:pPr>
+    </w:lvl>
+    <w:lvl w:ilvl="5" w:tplc="3809001B" w:tentative="1">
+      <w:start w:val="1"/>
+      <w:numFmt w:val="lowerRoman"/>
+      <w:lvlText w:val="%6."/>
+      <w:lvlJc w:val="right"/>
+      <w:pPr>
+        <w:ind w:left="4320" w:hanging="180"/>
+      </w:pPr>
+    </w:lvl>
+    <w:lvl w:ilvl="6" w:tplc="3809000F" w:tentative="1">
+      <w:start w:val="1"/>
+      <w:numFmt w:val="decimal"/>
+      <w:lvlText w:val="%7."/>
+      <w:lvlJc w:val="left"/>
+      <w:pPr>
+        <w:ind w:left="5040" w:hanging="360"/>
+      </w:pPr>
+    </w:lvl>
+    <w:lvl w:ilvl="7" w:tplc="38090019" w:tentative="1">
+      <w:start w:val="1"/>
+      <w:numFmt w:val="lowerLetter"/>
+      <w:lvlText w:val="%8."/>
+      <w:lvlJc w:val="left"/>
+      <w:pPr>
+        <w:ind w:left="5760" w:hanging="360"/>
+      </w:pPr>
+    </w:lvl>
+    <w:lvl w:ilvl="8" w:tplc="3809001B" w:tentative="1">
+      <w:start w:val="1"/>
+      <w:numFmt w:val="lowerRoman"/>
+      <w:lvlText w:val="%9."/>
+      <w:lvlJc w:val="right"/>
+      <w:pPr>
+        <w:ind w:left="6480" w:hanging="180"/>
+      </w:pPr>
+    </w:lvl>
+  </w:abstractNum>
+  <w:abstractNum w:abstractNumId="2" w15:restartNumberingAfterBreak="0">
     <w:nsid w:val="309920FE"/>
     <w:multiLevelType w:val="hybridMultilevel"/>
     <w:tmpl w:val="21F29FC4"/>
@@ -1008,7 +1560,274 @@
       </w:pPr>
     </w:lvl>
   </w:abstractNum>
-  <w:abstractNum w:abstractNumId="2" w15:restartNumberingAfterBreak="0">
+  <w:abstractNum w:abstractNumId="3" w15:restartNumberingAfterBreak="0">
+    <w:nsid w:val="3CCA5A82"/>
+    <w:multiLevelType w:val="hybridMultilevel"/>
+    <w:tmpl w:val="8CA07924"/>
+    <w:lvl w:ilvl="0" w:tplc="75C8DB38">
+      <w:start w:val="1"/>
+      <w:numFmt w:val="lowerLetter"/>
+      <w:lvlText w:val="%1."/>
+      <w:lvlJc w:val="left"/>
+      <w:pPr>
+        <w:ind w:left="1080" w:hanging="360"/>
+      </w:pPr>
+      <w:rPr>
+        <w:rFonts w:hint="default"/>
+      </w:rPr>
+    </w:lvl>
+    <w:lvl w:ilvl="1" w:tplc="38090019" w:tentative="1">
+      <w:start w:val="1"/>
+      <w:numFmt w:val="lowerLetter"/>
+      <w:lvlText w:val="%2."/>
+      <w:lvlJc w:val="left"/>
+      <w:pPr>
+        <w:ind w:left="1800" w:hanging="360"/>
+      </w:pPr>
+    </w:lvl>
+    <w:lvl w:ilvl="2" w:tplc="3809001B" w:tentative="1">
+      <w:start w:val="1"/>
+      <w:numFmt w:val="lowerRoman"/>
+      <w:lvlText w:val="%3."/>
+      <w:lvlJc w:val="right"/>
+      <w:pPr>
+        <w:ind w:left="2520" w:hanging="180"/>
+      </w:pPr>
+    </w:lvl>
+    <w:lvl w:ilvl="3" w:tplc="3809000F" w:tentative="1">
+      <w:start w:val="1"/>
+      <w:numFmt w:val="decimal"/>
+      <w:lvlText w:val="%4."/>
+      <w:lvlJc w:val="left"/>
+      <w:pPr>
+        <w:ind w:left="3240" w:hanging="360"/>
+      </w:pPr>
+    </w:lvl>
+    <w:lvl w:ilvl="4" w:tplc="38090019" w:tentative="1">
+      <w:start w:val="1"/>
+      <w:numFmt w:val="lowerLetter"/>
+      <w:lvlText w:val="%5."/>
+      <w:lvlJc w:val="left"/>
+      <w:pPr>
+        <w:ind w:left="3960" w:hanging="360"/>
+      </w:pPr>
+    </w:lvl>
+    <w:lvl w:ilvl="5" w:tplc="3809001B" w:tentative="1">
+      <w:start w:val="1"/>
+      <w:numFmt w:val="lowerRoman"/>
+      <w:lvlText w:val="%6."/>
+      <w:lvlJc w:val="right"/>
+      <w:pPr>
+        <w:ind w:left="4680" w:hanging="180"/>
+      </w:pPr>
+    </w:lvl>
+    <w:lvl w:ilvl="6" w:tplc="3809000F" w:tentative="1">
+      <w:start w:val="1"/>
+      <w:numFmt w:val="decimal"/>
+      <w:lvlText w:val="%7."/>
+      <w:lvlJc w:val="left"/>
+      <w:pPr>
+        <w:ind w:left="5400" w:hanging="360"/>
+      </w:pPr>
+    </w:lvl>
+    <w:lvl w:ilvl="7" w:tplc="38090019" w:tentative="1">
+      <w:start w:val="1"/>
+      <w:numFmt w:val="lowerLetter"/>
+      <w:lvlText w:val="%8."/>
+      <w:lvlJc w:val="left"/>
+      <w:pPr>
+        <w:ind w:left="6120" w:hanging="360"/>
+      </w:pPr>
+    </w:lvl>
+    <w:lvl w:ilvl="8" w:tplc="3809001B" w:tentative="1">
+      <w:start w:val="1"/>
+      <w:numFmt w:val="lowerRoman"/>
+      <w:lvlText w:val="%9."/>
+      <w:lvlJc w:val="right"/>
+      <w:pPr>
+        <w:ind w:left="6840" w:hanging="180"/>
+      </w:pPr>
+    </w:lvl>
+  </w:abstractNum>
+  <w:abstractNum w:abstractNumId="4" w15:restartNumberingAfterBreak="0">
+    <w:nsid w:val="4A1C664A"/>
+    <w:multiLevelType w:val="hybridMultilevel"/>
+    <w:tmpl w:val="2D2070BC"/>
+    <w:lvl w:ilvl="0" w:tplc="99282934">
+      <w:start w:val="1"/>
+      <w:numFmt w:val="lowerLetter"/>
+      <w:lvlText w:val="%1."/>
+      <w:lvlJc w:val="left"/>
+      <w:pPr>
+        <w:ind w:left="1080" w:hanging="360"/>
+      </w:pPr>
+      <w:rPr>
+        <w:rFonts w:hint="default"/>
+      </w:rPr>
+    </w:lvl>
+    <w:lvl w:ilvl="1" w:tplc="38090019" w:tentative="1">
+      <w:start w:val="1"/>
+      <w:numFmt w:val="lowerLetter"/>
+      <w:lvlText w:val="%2."/>
+      <w:lvlJc w:val="left"/>
+      <w:pPr>
+        <w:ind w:left="1800" w:hanging="360"/>
+      </w:pPr>
+    </w:lvl>
+    <w:lvl w:ilvl="2" w:tplc="3809001B" w:tentative="1">
+      <w:start w:val="1"/>
+      <w:numFmt w:val="lowerRoman"/>
+      <w:lvlText w:val="%3."/>
+      <w:lvlJc w:val="right"/>
+      <w:pPr>
+        <w:ind w:left="2520" w:hanging="180"/>
+      </w:pPr>
+    </w:lvl>
+    <w:lvl w:ilvl="3" w:tplc="3809000F" w:tentative="1">
+      <w:start w:val="1"/>
+      <w:numFmt w:val="decimal"/>
+      <w:lvlText w:val="%4."/>
+      <w:lvlJc w:val="left"/>
+      <w:pPr>
+        <w:ind w:left="3240" w:hanging="360"/>
+      </w:pPr>
+    </w:lvl>
+    <w:lvl w:ilvl="4" w:tplc="38090019" w:tentative="1">
+      <w:start w:val="1"/>
+      <w:numFmt w:val="lowerLetter"/>
+      <w:lvlText w:val="%5."/>
+      <w:lvlJc w:val="left"/>
+      <w:pPr>
+        <w:ind w:left="3960" w:hanging="360"/>
+      </w:pPr>
+    </w:lvl>
+    <w:lvl w:ilvl="5" w:tplc="3809001B" w:tentative="1">
+      <w:start w:val="1"/>
+      <w:numFmt w:val="lowerRoman"/>
+      <w:lvlText w:val="%6."/>
+      <w:lvlJc w:val="right"/>
+      <w:pPr>
+        <w:ind w:left="4680" w:hanging="180"/>
+      </w:pPr>
+    </w:lvl>
+    <w:lvl w:ilvl="6" w:tplc="3809000F" w:tentative="1">
+      <w:start w:val="1"/>
+      <w:numFmt w:val="decimal"/>
+      <w:lvlText w:val="%7."/>
+      <w:lvlJc w:val="left"/>
+      <w:pPr>
+        <w:ind w:left="5400" w:hanging="360"/>
+      </w:pPr>
+    </w:lvl>
+    <w:lvl w:ilvl="7" w:tplc="38090019" w:tentative="1">
+      <w:start w:val="1"/>
+      <w:numFmt w:val="lowerLetter"/>
+      <w:lvlText w:val="%8."/>
+      <w:lvlJc w:val="left"/>
+      <w:pPr>
+        <w:ind w:left="6120" w:hanging="360"/>
+      </w:pPr>
+    </w:lvl>
+    <w:lvl w:ilvl="8" w:tplc="3809001B" w:tentative="1">
+      <w:start w:val="1"/>
+      <w:numFmt w:val="lowerRoman"/>
+      <w:lvlText w:val="%9."/>
+      <w:lvlJc w:val="right"/>
+      <w:pPr>
+        <w:ind w:left="6840" w:hanging="180"/>
+      </w:pPr>
+    </w:lvl>
+  </w:abstractNum>
+  <w:abstractNum w:abstractNumId="5" w15:restartNumberingAfterBreak="0">
+    <w:nsid w:val="55D173F0"/>
+    <w:multiLevelType w:val="hybridMultilevel"/>
+    <w:tmpl w:val="146AA4AC"/>
+    <w:lvl w:ilvl="0" w:tplc="7FC080E4">
+      <w:start w:val="1"/>
+      <w:numFmt w:val="lowerLetter"/>
+      <w:lvlText w:val="%1."/>
+      <w:lvlJc w:val="left"/>
+      <w:pPr>
+        <w:ind w:left="1080" w:hanging="360"/>
+      </w:pPr>
+      <w:rPr>
+        <w:rFonts w:hint="default"/>
+      </w:rPr>
+    </w:lvl>
+    <w:lvl w:ilvl="1" w:tplc="38090019" w:tentative="1">
+      <w:start w:val="1"/>
+      <w:numFmt w:val="lowerLetter"/>
+      <w:lvlText w:val="%2."/>
+      <w:lvlJc w:val="left"/>
+      <w:pPr>
+        <w:ind w:left="1800" w:hanging="360"/>
+      </w:pPr>
+    </w:lvl>
+    <w:lvl w:ilvl="2" w:tplc="3809001B" w:tentative="1">
+      <w:start w:val="1"/>
+      <w:numFmt w:val="lowerRoman"/>
+      <w:lvlText w:val="%3."/>
+      <w:lvlJc w:val="right"/>
+      <w:pPr>
+        <w:ind w:left="2520" w:hanging="180"/>
+      </w:pPr>
+    </w:lvl>
+    <w:lvl w:ilvl="3" w:tplc="3809000F" w:tentative="1">
+      <w:start w:val="1"/>
+      <w:numFmt w:val="decimal"/>
+      <w:lvlText w:val="%4."/>
+      <w:lvlJc w:val="left"/>
+      <w:pPr>
+        <w:ind w:left="3240" w:hanging="360"/>
+      </w:pPr>
+    </w:lvl>
+    <w:lvl w:ilvl="4" w:tplc="38090019" w:tentative="1">
+      <w:start w:val="1"/>
+      <w:numFmt w:val="lowerLetter"/>
+      <w:lvlText w:val="%5."/>
+      <w:lvlJc w:val="left"/>
+      <w:pPr>
+        <w:ind w:left="3960" w:hanging="360"/>
+      </w:pPr>
+    </w:lvl>
+    <w:lvl w:ilvl="5" w:tplc="3809001B" w:tentative="1">
+      <w:start w:val="1"/>
+      <w:numFmt w:val="lowerRoman"/>
+      <w:lvlText w:val="%6."/>
+      <w:lvlJc w:val="right"/>
+      <w:pPr>
+        <w:ind w:left="4680" w:hanging="180"/>
+      </w:pPr>
+    </w:lvl>
+    <w:lvl w:ilvl="6" w:tplc="3809000F" w:tentative="1">
+      <w:start w:val="1"/>
+      <w:numFmt w:val="decimal"/>
+      <w:lvlText w:val="%7."/>
+      <w:lvlJc w:val="left"/>
+      <w:pPr>
+        <w:ind w:left="5400" w:hanging="360"/>
+      </w:pPr>
+    </w:lvl>
+    <w:lvl w:ilvl="7" w:tplc="38090019" w:tentative="1">
+      <w:start w:val="1"/>
+      <w:numFmt w:val="lowerLetter"/>
+      <w:lvlText w:val="%8."/>
+      <w:lvlJc w:val="left"/>
+      <w:pPr>
+        <w:ind w:left="6120" w:hanging="360"/>
+      </w:pPr>
+    </w:lvl>
+    <w:lvl w:ilvl="8" w:tplc="3809001B" w:tentative="1">
+      <w:start w:val="1"/>
+      <w:numFmt w:val="lowerRoman"/>
+      <w:lvlText w:val="%9."/>
+      <w:lvlJc w:val="right"/>
+      <w:pPr>
+        <w:ind w:left="6840" w:hanging="180"/>
+      </w:pPr>
+    </w:lvl>
+  </w:abstractNum>
+  <w:abstractNum w:abstractNumId="6" w15:restartNumberingAfterBreak="0">
     <w:nsid w:val="5D6659A1"/>
     <w:multiLevelType w:val="hybridMultilevel"/>
     <w:tmpl w:val="C53C07F6"/>
@@ -1097,7 +1916,7 @@
       </w:pPr>
     </w:lvl>
   </w:abstractNum>
-  <w:abstractNum w:abstractNumId="3" w15:restartNumberingAfterBreak="0">
+  <w:abstractNum w:abstractNumId="7" w15:restartNumberingAfterBreak="0">
     <w:nsid w:val="712B6176"/>
     <w:multiLevelType w:val="hybridMultilevel"/>
     <w:tmpl w:val="54CEF996"/>
@@ -1186,7 +2005,7 @@
       </w:pPr>
     </w:lvl>
   </w:abstractNum>
-  <w:abstractNum w:abstractNumId="4" w15:restartNumberingAfterBreak="0">
+  <w:abstractNum w:abstractNumId="8" w15:restartNumberingAfterBreak="0">
     <w:nsid w:val="75730110"/>
     <w:multiLevelType w:val="hybridMultilevel"/>
     <w:tmpl w:val="550ABB62"/>
@@ -1276,19 +2095,31 @@
     </w:lvl>
   </w:abstractNum>
   <w:num w:numId="1" w16cid:durableId="1766224019">
-    <w:abstractNumId w:val="1"/>
+    <w:abstractNumId w:val="2"/>
   </w:num>
   <w:num w:numId="2" w16cid:durableId="2112780463">
-    <w:abstractNumId w:val="3"/>
+    <w:abstractNumId w:val="7"/>
   </w:num>
   <w:num w:numId="3" w16cid:durableId="1909261882">
-    <w:abstractNumId w:val="2"/>
+    <w:abstractNumId w:val="6"/>
   </w:num>
   <w:num w:numId="4" w16cid:durableId="134108450">
-    <w:abstractNumId w:val="4"/>
+    <w:abstractNumId w:val="8"/>
   </w:num>
   <w:num w:numId="5" w16cid:durableId="101730410">
     <w:abstractNumId w:val="0"/>
+  </w:num>
+  <w:num w:numId="6" w16cid:durableId="1105150971">
+    <w:abstractNumId w:val="1"/>
+  </w:num>
+  <w:num w:numId="7" w16cid:durableId="1048190058">
+    <w:abstractNumId w:val="5"/>
+  </w:num>
+  <w:num w:numId="8" w16cid:durableId="839126481">
+    <w:abstractNumId w:val="4"/>
+  </w:num>
+  <w:num w:numId="9" w16cid:durableId="697779205">
+    <w:abstractNumId w:val="3"/>
   </w:num>
 </w:numbering>
 </file>

--- a/jobsheet 7 Ahmad Maynanda.docx
+++ b/jobsheet 7 Ahmad Maynanda.docx
@@ -1024,10 +1024,366 @@
       <w:pPr>
         <w:spacing w:after="0" w:line="276" w:lineRule="auto"/>
       </w:pPr>
+      <w:r>
+        <w:rPr>
+          <w:noProof/>
+        </w:rPr>
+        <w:drawing>
+          <wp:anchor distT="0" distB="0" distL="114300" distR="114300" simplePos="0" relativeHeight="251661312" behindDoc="0" locked="0" layoutInCell="1" allowOverlap="1" wp14:anchorId="5EFEDA5E" wp14:editId="5AFC0C8D">
+            <wp:simplePos x="0" y="0"/>
+            <wp:positionH relativeFrom="column">
+              <wp:posOffset>0</wp:posOffset>
+            </wp:positionH>
+            <wp:positionV relativeFrom="paragraph">
+              <wp:posOffset>3810</wp:posOffset>
+            </wp:positionV>
+            <wp:extent cx="4972050" cy="4729510"/>
+            <wp:effectExtent l="0" t="0" r="0" b="0"/>
+            <wp:wrapTopAndBottom/>
+            <wp:docPr id="1838731629" name="Picture 8"/>
+            <wp:cNvGraphicFramePr>
+              <a:graphicFrameLocks xmlns:a="http://schemas.openxmlformats.org/drawingml/2006/main" noChangeAspect="1"/>
+            </wp:cNvGraphicFramePr>
+            <a:graphic xmlns:a="http://schemas.openxmlformats.org/drawingml/2006/main">
+              <a:graphicData uri="http://schemas.openxmlformats.org/drawingml/2006/picture">
+                <pic:pic xmlns:pic="http://schemas.openxmlformats.org/drawingml/2006/picture">
+                  <pic:nvPicPr>
+                    <pic:cNvPr id="0" name="Picture 18"/>
+                    <pic:cNvPicPr>
+                      <a:picLocks noChangeAspect="1" noChangeArrowheads="1"/>
+                    </pic:cNvPicPr>
+                  </pic:nvPicPr>
+                  <pic:blipFill>
+                    <a:blip r:embed="rId13">
+                      <a:extLst>
+                        <a:ext uri="{28A0092B-C50C-407E-A947-70E740481C1C}">
+                          <a14:useLocalDpi xmlns:a14="http://schemas.microsoft.com/office/drawing/2010/main" val="0"/>
+                        </a:ext>
+                      </a:extLst>
+                    </a:blip>
+                    <a:srcRect/>
+                    <a:stretch>
+                      <a:fillRect/>
+                    </a:stretch>
+                  </pic:blipFill>
+                  <pic:spPr bwMode="auto">
+                    <a:xfrm>
+                      <a:off x="0" y="0"/>
+                      <a:ext cx="4972050" cy="4729510"/>
+                    </a:xfrm>
+                    <a:prstGeom prst="rect">
+                      <a:avLst/>
+                    </a:prstGeom>
+                    <a:noFill/>
+                    <a:ln>
+                      <a:noFill/>
+                    </a:ln>
+                  </pic:spPr>
+                </pic:pic>
+              </a:graphicData>
+            </a:graphic>
+            <wp14:sizeRelH relativeFrom="page">
+              <wp14:pctWidth>0</wp14:pctWidth>
+            </wp14:sizeRelH>
+            <wp14:sizeRelV relativeFrom="page">
+              <wp14:pctHeight>0</wp14:pctHeight>
+            </wp14:sizeRelV>
+          </wp:anchor>
+        </w:drawing>
+      </w:r>
+    </w:p>
+    <w:p>
+      <w:pPr>
+        <w:pStyle w:val="ListParagraph"/>
+        <w:numPr>
+          <w:ilvl w:val="0"/>
+          <w:numId w:val="11"/>
+        </w:numPr>
+        <w:spacing w:after="0" w:line="276" w:lineRule="auto"/>
+      </w:pPr>
+      <w:r>
+        <w:t>Pada penggunaan DO-WHILE ini, apabila nama pelanggan yang dimasukkan pertama kali adalah “batal”, maka berapa kali perulangan dilakukan?</w:t>
+      </w:r>
+    </w:p>
+    <w:p>
+      <w:pPr>
+        <w:pStyle w:val="ListParagraph"/>
+        <w:numPr>
+          <w:ilvl w:val="0"/>
+          <w:numId w:val="12"/>
+        </w:numPr>
+        <w:spacing w:after="0" w:line="276" w:lineRule="auto"/>
+      </w:pPr>
+      <w:r>
+        <w:t>Jika nama pelanggan pertama kali langsung diketik "batal", perulangan tetap dilakukan sebanyak 1 kali karena karakteristik do-while selalu mengeksekusi blok kode minimal satu kali sebelum memeriksa kondisi di bagian bawah.</w:t>
+      </w:r>
+    </w:p>
+    <w:p>
+      <w:pPr>
+        <w:spacing w:after="0" w:line="276" w:lineRule="auto"/>
+      </w:pPr>
+    </w:p>
+    <w:p>
+      <w:pPr>
+        <w:spacing w:after="0" w:line="276" w:lineRule="auto"/>
+      </w:pPr>
+    </w:p>
+    <w:p>
+      <w:pPr>
+        <w:pStyle w:val="ListParagraph"/>
+        <w:numPr>
+          <w:ilvl w:val="0"/>
+          <w:numId w:val="11"/>
+        </w:numPr>
+        <w:spacing w:after="0" w:line="276" w:lineRule="auto"/>
+      </w:pPr>
+      <w:r>
+        <w:lastRenderedPageBreak/>
+        <w:t>Sebutkan kondisi berhenti yang digunakan pada perulangan DO-WHILE tersebut!</w:t>
+      </w:r>
+    </w:p>
+    <w:p>
+      <w:pPr>
+        <w:pStyle w:val="ListParagraph"/>
+        <w:numPr>
+          <w:ilvl w:val="0"/>
+          <w:numId w:val="13"/>
+        </w:numPr>
+        <w:spacing w:after="0" w:line="276" w:lineRule="auto"/>
+      </w:pPr>
+      <w:r>
+        <w:t>Kondisi berhenti: Menggunakan perintah break di dalam blok seleksi if ketika namaPelanggan bernilai "batal".</w:t>
+      </w:r>
+    </w:p>
+    <w:p>
+      <w:pPr>
+        <w:pStyle w:val="ListParagraph"/>
+        <w:numPr>
+          <w:ilvl w:val="0"/>
+          <w:numId w:val="11"/>
+        </w:numPr>
+        <w:spacing w:after="0" w:line="276" w:lineRule="auto"/>
+      </w:pPr>
+      <w:r>
+        <w:t>Apa fungsi dari penggunaan nilai true pada kondisi DO-WHILE?</w:t>
+      </w:r>
+    </w:p>
+    <w:p>
+      <w:pPr>
+        <w:pStyle w:val="ListParagraph"/>
+        <w:numPr>
+          <w:ilvl w:val="0"/>
+          <w:numId w:val="14"/>
+        </w:numPr>
+        <w:spacing w:after="0" w:line="276" w:lineRule="auto"/>
+        <w:rPr>
+          <w:lang w:val="en-ID"/>
+        </w:rPr>
+      </w:pPr>
+      <w:proofErr w:type="spellStart"/>
+      <w:r>
+        <w:rPr>
+          <w:lang w:val="en-ID"/>
+        </w:rPr>
+        <w:t>Fungsi</w:t>
+      </w:r>
+      <w:proofErr w:type="spellEnd"/>
+      <w:r>
+        <w:rPr>
+          <w:lang w:val="en-ID"/>
+        </w:rPr>
+        <w:t xml:space="preserve"> </w:t>
+      </w:r>
+      <w:proofErr w:type="spellStart"/>
+      <w:r>
+        <w:rPr>
+          <w:lang w:val="en-ID"/>
+        </w:rPr>
+        <w:t>nilai</w:t>
+      </w:r>
+      <w:proofErr w:type="spellEnd"/>
+      <w:r>
+        <w:rPr>
+          <w:lang w:val="en-ID"/>
+        </w:rPr>
+        <w:t xml:space="preserve"> true: </w:t>
+      </w:r>
+      <w:proofErr w:type="spellStart"/>
+      <w:r>
+        <w:rPr>
+          <w:lang w:val="en-ID"/>
+        </w:rPr>
+        <w:t>Membuat</w:t>
+      </w:r>
+      <w:proofErr w:type="spellEnd"/>
+      <w:r>
+        <w:rPr>
+          <w:lang w:val="en-ID"/>
+        </w:rPr>
+        <w:t xml:space="preserve"> </w:t>
+      </w:r>
+      <w:proofErr w:type="spellStart"/>
+      <w:r>
+        <w:rPr>
+          <w:lang w:val="en-ID"/>
+        </w:rPr>
+        <w:t>perulangan</w:t>
+      </w:r>
+      <w:proofErr w:type="spellEnd"/>
+      <w:r>
+        <w:rPr>
+          <w:lang w:val="en-ID"/>
+        </w:rPr>
+        <w:t xml:space="preserve"> </w:t>
+      </w:r>
+      <w:proofErr w:type="spellStart"/>
+      <w:r>
+        <w:rPr>
+          <w:lang w:val="en-ID"/>
+        </w:rPr>
+        <w:t>berjalan</w:t>
+      </w:r>
+      <w:proofErr w:type="spellEnd"/>
+      <w:r>
+        <w:rPr>
+          <w:lang w:val="en-ID"/>
+        </w:rPr>
+        <w:t xml:space="preserve"> </w:t>
+      </w:r>
+      <w:proofErr w:type="spellStart"/>
+      <w:r>
+        <w:rPr>
+          <w:lang w:val="en-ID"/>
+        </w:rPr>
+        <w:t>secara</w:t>
+      </w:r>
+      <w:proofErr w:type="spellEnd"/>
+      <w:r>
+        <w:rPr>
+          <w:lang w:val="en-ID"/>
+        </w:rPr>
+        <w:t xml:space="preserve"> </w:t>
+      </w:r>
+      <w:proofErr w:type="spellStart"/>
+      <w:r>
+        <w:rPr>
+          <w:lang w:val="en-ID"/>
+        </w:rPr>
+        <w:t>terus-menerus</w:t>
+      </w:r>
+      <w:proofErr w:type="spellEnd"/>
+      <w:r>
+        <w:rPr>
+          <w:lang w:val="en-ID"/>
+        </w:rPr>
+        <w:t xml:space="preserve"> (infinite loop) </w:t>
+      </w:r>
+      <w:proofErr w:type="spellStart"/>
+      <w:r>
+        <w:rPr>
+          <w:lang w:val="en-ID"/>
+        </w:rPr>
+        <w:t>hingga</w:t>
+      </w:r>
+      <w:proofErr w:type="spellEnd"/>
+      <w:r>
+        <w:rPr>
+          <w:lang w:val="en-ID"/>
+        </w:rPr>
+        <w:t xml:space="preserve"> </w:t>
+      </w:r>
+      <w:proofErr w:type="spellStart"/>
+      <w:r>
+        <w:rPr>
+          <w:lang w:val="en-ID"/>
+        </w:rPr>
+        <w:t>kondisi</w:t>
+      </w:r>
+      <w:proofErr w:type="spellEnd"/>
+      <w:r>
+        <w:rPr>
+          <w:lang w:val="en-ID"/>
+        </w:rPr>
+        <w:t xml:space="preserve"> </w:t>
+      </w:r>
+      <w:proofErr w:type="spellStart"/>
+      <w:r>
+        <w:rPr>
+          <w:lang w:val="en-ID"/>
+        </w:rPr>
+        <w:t>berhenti</w:t>
+      </w:r>
+      <w:proofErr w:type="spellEnd"/>
+      <w:r>
+        <w:rPr>
+          <w:lang w:val="en-ID"/>
+        </w:rPr>
+        <w:t xml:space="preserve"> di </w:t>
+      </w:r>
+      <w:proofErr w:type="spellStart"/>
+      <w:r>
+        <w:rPr>
+          <w:lang w:val="en-ID"/>
+        </w:rPr>
+        <w:t>dalam</w:t>
+      </w:r>
+      <w:proofErr w:type="spellEnd"/>
+      <w:r>
+        <w:rPr>
+          <w:lang w:val="en-ID"/>
+        </w:rPr>
+        <w:t xml:space="preserve"> (break) </w:t>
+      </w:r>
+      <w:proofErr w:type="spellStart"/>
+      <w:r>
+        <w:rPr>
+          <w:lang w:val="en-ID"/>
+        </w:rPr>
+        <w:t>terpenuhi</w:t>
+      </w:r>
+      <w:proofErr w:type="spellEnd"/>
+      <w:r>
+        <w:rPr>
+          <w:lang w:val="en-ID"/>
+        </w:rPr>
+        <w:t>.</w:t>
+      </w:r>
+    </w:p>
+    <w:p>
+      <w:pPr>
+        <w:pStyle w:val="ListParagraph"/>
+        <w:numPr>
+          <w:ilvl w:val="0"/>
+          <w:numId w:val="11"/>
+        </w:numPr>
+        <w:spacing w:after="0" w:line="276" w:lineRule="auto"/>
+      </w:pPr>
+      <w:r>
+        <w:t>Mengapa perulangan DO-WHILE tersebut tetap berjalan meskipun tidak ada komponen inisialisasi dan update?</w:t>
+      </w:r>
+    </w:p>
+    <w:p>
+      <w:pPr>
+        <w:pStyle w:val="ListParagraph"/>
+        <w:numPr>
+          <w:ilvl w:val="0"/>
+          <w:numId w:val="16"/>
+        </w:numPr>
+        <w:spacing w:after="0" w:line="276" w:lineRule="auto"/>
+      </w:pPr>
+      <w:r>
+        <w:t>Tanpa inisialisasi/update: Perulangan do-while tetap dapat berjalan karena alur perulangan dikendalikan secara fleksibel berdasarkan interaksi teks dari pengguna di dalam blok perulangan itu sendiri.</w:t>
+      </w:r>
+    </w:p>
+    <w:p>
+      <w:pPr>
+        <w:spacing w:after="0" w:line="276" w:lineRule="auto"/>
+        <w:ind w:left="720"/>
+      </w:pPr>
     </w:p>
     <w:sectPr>
-      <w:headerReference w:type="default" r:id="rId13"/>
-      <w:footerReference w:type="default" r:id="rId14"/>
+      <w:headerReference w:type="default" r:id="rId14"/>
+      <w:footerReference w:type="default" r:id="rId15"/>
       <w:pgSz w:w="11906" w:h="16838"/>
       <w:pgMar w:top="1440" w:right="1440" w:bottom="1440" w:left="1440" w:header="567" w:footer="708" w:gutter="0"/>
       <w:cols w:space="708"/>
@@ -1278,7 +1634,7 @@
         </mc:Choice>
         <mc:Fallback>
           <w:pict>
-            <v:shapetype w14:anchorId="3222AA83" id="_x0000_t32" coordsize="21600,21600" o:spt="32" o:oned="t" path="m,l21600,21600e" filled="f">
+            <v:shapetype w14:anchorId="14D51043" id="_x0000_t32" coordsize="21600,21600" o:spt="32" o:oned="t" path="m,l21600,21600e" filled="f">
               <v:path arrowok="t" fillok="f" o:connecttype="none"/>
               <o:lock v:ext="edit" shapetype="t"/>
             </v:shapetype>
@@ -1472,6 +1828,95 @@
     </w:lvl>
   </w:abstractNum>
   <w:abstractNum w:abstractNumId="2" w15:restartNumberingAfterBreak="0">
+    <w:nsid w:val="2A594FE3"/>
+    <w:multiLevelType w:val="hybridMultilevel"/>
+    <w:tmpl w:val="A170E4E0"/>
+    <w:lvl w:ilvl="0" w:tplc="38090019">
+      <w:start w:val="1"/>
+      <w:numFmt w:val="lowerLetter"/>
+      <w:lvlText w:val="%1."/>
+      <w:lvlJc w:val="left"/>
+      <w:pPr>
+        <w:ind w:left="720" w:hanging="360"/>
+      </w:pPr>
+      <w:rPr>
+        <w:rFonts w:hint="default"/>
+      </w:rPr>
+    </w:lvl>
+    <w:lvl w:ilvl="1" w:tplc="38090019" w:tentative="1">
+      <w:start w:val="1"/>
+      <w:numFmt w:val="lowerLetter"/>
+      <w:lvlText w:val="%2."/>
+      <w:lvlJc w:val="left"/>
+      <w:pPr>
+        <w:ind w:left="1440" w:hanging="360"/>
+      </w:pPr>
+    </w:lvl>
+    <w:lvl w:ilvl="2" w:tplc="3809001B" w:tentative="1">
+      <w:start w:val="1"/>
+      <w:numFmt w:val="lowerRoman"/>
+      <w:lvlText w:val="%3."/>
+      <w:lvlJc w:val="right"/>
+      <w:pPr>
+        <w:ind w:left="2160" w:hanging="180"/>
+      </w:pPr>
+    </w:lvl>
+    <w:lvl w:ilvl="3" w:tplc="3809000F" w:tentative="1">
+      <w:start w:val="1"/>
+      <w:numFmt w:val="decimal"/>
+      <w:lvlText w:val="%4."/>
+      <w:lvlJc w:val="left"/>
+      <w:pPr>
+        <w:ind w:left="2880" w:hanging="360"/>
+      </w:pPr>
+    </w:lvl>
+    <w:lvl w:ilvl="4" w:tplc="38090019" w:tentative="1">
+      <w:start w:val="1"/>
+      <w:numFmt w:val="lowerLetter"/>
+      <w:lvlText w:val="%5."/>
+      <w:lvlJc w:val="left"/>
+      <w:pPr>
+        <w:ind w:left="3600" w:hanging="360"/>
+      </w:pPr>
+    </w:lvl>
+    <w:lvl w:ilvl="5" w:tplc="3809001B" w:tentative="1">
+      <w:start w:val="1"/>
+      <w:numFmt w:val="lowerRoman"/>
+      <w:lvlText w:val="%6."/>
+      <w:lvlJc w:val="right"/>
+      <w:pPr>
+        <w:ind w:left="4320" w:hanging="180"/>
+      </w:pPr>
+    </w:lvl>
+    <w:lvl w:ilvl="6" w:tplc="3809000F" w:tentative="1">
+      <w:start w:val="1"/>
+      <w:numFmt w:val="decimal"/>
+      <w:lvlText w:val="%7."/>
+      <w:lvlJc w:val="left"/>
+      <w:pPr>
+        <w:ind w:left="5040" w:hanging="360"/>
+      </w:pPr>
+    </w:lvl>
+    <w:lvl w:ilvl="7" w:tplc="38090019" w:tentative="1">
+      <w:start w:val="1"/>
+      <w:numFmt w:val="lowerLetter"/>
+      <w:lvlText w:val="%8."/>
+      <w:lvlJc w:val="left"/>
+      <w:pPr>
+        <w:ind w:left="5760" w:hanging="360"/>
+      </w:pPr>
+    </w:lvl>
+    <w:lvl w:ilvl="8" w:tplc="3809001B" w:tentative="1">
+      <w:start w:val="1"/>
+      <w:numFmt w:val="lowerRoman"/>
+      <w:lvlText w:val="%9."/>
+      <w:lvlJc w:val="right"/>
+      <w:pPr>
+        <w:ind w:left="6480" w:hanging="180"/>
+      </w:pPr>
+    </w:lvl>
+  </w:abstractNum>
+  <w:abstractNum w:abstractNumId="3" w15:restartNumberingAfterBreak="0">
     <w:nsid w:val="309920FE"/>
     <w:multiLevelType w:val="hybridMultilevel"/>
     <w:tmpl w:val="21F29FC4"/>
@@ -1560,7 +2005,185 @@
       </w:pPr>
     </w:lvl>
   </w:abstractNum>
-  <w:abstractNum w:abstractNumId="3" w15:restartNumberingAfterBreak="0">
+  <w:abstractNum w:abstractNumId="4" w15:restartNumberingAfterBreak="0">
+    <w:nsid w:val="34D4698B"/>
+    <w:multiLevelType w:val="hybridMultilevel"/>
+    <w:tmpl w:val="2384F10C"/>
+    <w:lvl w:ilvl="0" w:tplc="3809000F">
+      <w:start w:val="1"/>
+      <w:numFmt w:val="decimal"/>
+      <w:lvlText w:val="%1."/>
+      <w:lvlJc w:val="left"/>
+      <w:pPr>
+        <w:ind w:left="720" w:hanging="360"/>
+      </w:pPr>
+      <w:rPr>
+        <w:rFonts w:hint="default"/>
+      </w:rPr>
+    </w:lvl>
+    <w:lvl w:ilvl="1" w:tplc="38090019" w:tentative="1">
+      <w:start w:val="1"/>
+      <w:numFmt w:val="lowerLetter"/>
+      <w:lvlText w:val="%2."/>
+      <w:lvlJc w:val="left"/>
+      <w:pPr>
+        <w:ind w:left="1440" w:hanging="360"/>
+      </w:pPr>
+    </w:lvl>
+    <w:lvl w:ilvl="2" w:tplc="3809001B" w:tentative="1">
+      <w:start w:val="1"/>
+      <w:numFmt w:val="lowerRoman"/>
+      <w:lvlText w:val="%3."/>
+      <w:lvlJc w:val="right"/>
+      <w:pPr>
+        <w:ind w:left="2160" w:hanging="180"/>
+      </w:pPr>
+    </w:lvl>
+    <w:lvl w:ilvl="3" w:tplc="3809000F" w:tentative="1">
+      <w:start w:val="1"/>
+      <w:numFmt w:val="decimal"/>
+      <w:lvlText w:val="%4."/>
+      <w:lvlJc w:val="left"/>
+      <w:pPr>
+        <w:ind w:left="2880" w:hanging="360"/>
+      </w:pPr>
+    </w:lvl>
+    <w:lvl w:ilvl="4" w:tplc="38090019" w:tentative="1">
+      <w:start w:val="1"/>
+      <w:numFmt w:val="lowerLetter"/>
+      <w:lvlText w:val="%5."/>
+      <w:lvlJc w:val="left"/>
+      <w:pPr>
+        <w:ind w:left="3600" w:hanging="360"/>
+      </w:pPr>
+    </w:lvl>
+    <w:lvl w:ilvl="5" w:tplc="3809001B" w:tentative="1">
+      <w:start w:val="1"/>
+      <w:numFmt w:val="lowerRoman"/>
+      <w:lvlText w:val="%6."/>
+      <w:lvlJc w:val="right"/>
+      <w:pPr>
+        <w:ind w:left="4320" w:hanging="180"/>
+      </w:pPr>
+    </w:lvl>
+    <w:lvl w:ilvl="6" w:tplc="3809000F" w:tentative="1">
+      <w:start w:val="1"/>
+      <w:numFmt w:val="decimal"/>
+      <w:lvlText w:val="%7."/>
+      <w:lvlJc w:val="left"/>
+      <w:pPr>
+        <w:ind w:left="5040" w:hanging="360"/>
+      </w:pPr>
+    </w:lvl>
+    <w:lvl w:ilvl="7" w:tplc="38090019" w:tentative="1">
+      <w:start w:val="1"/>
+      <w:numFmt w:val="lowerLetter"/>
+      <w:lvlText w:val="%8."/>
+      <w:lvlJc w:val="left"/>
+      <w:pPr>
+        <w:ind w:left="5760" w:hanging="360"/>
+      </w:pPr>
+    </w:lvl>
+    <w:lvl w:ilvl="8" w:tplc="3809001B" w:tentative="1">
+      <w:start w:val="1"/>
+      <w:numFmt w:val="lowerRoman"/>
+      <w:lvlText w:val="%9."/>
+      <w:lvlJc w:val="right"/>
+      <w:pPr>
+        <w:ind w:left="6480" w:hanging="180"/>
+      </w:pPr>
+    </w:lvl>
+  </w:abstractNum>
+  <w:abstractNum w:abstractNumId="5" w15:restartNumberingAfterBreak="0">
+    <w:nsid w:val="3CA67D19"/>
+    <w:multiLevelType w:val="hybridMultilevel"/>
+    <w:tmpl w:val="0C74259C"/>
+    <w:lvl w:ilvl="0" w:tplc="A2287D5E">
+      <w:start w:val="1"/>
+      <w:numFmt w:val="lowerLetter"/>
+      <w:lvlText w:val="%1."/>
+      <w:lvlJc w:val="left"/>
+      <w:pPr>
+        <w:ind w:left="1080" w:hanging="360"/>
+      </w:pPr>
+      <w:rPr>
+        <w:rFonts w:hint="default"/>
+      </w:rPr>
+    </w:lvl>
+    <w:lvl w:ilvl="1" w:tplc="38090019" w:tentative="1">
+      <w:start w:val="1"/>
+      <w:numFmt w:val="lowerLetter"/>
+      <w:lvlText w:val="%2."/>
+      <w:lvlJc w:val="left"/>
+      <w:pPr>
+        <w:ind w:left="1800" w:hanging="360"/>
+      </w:pPr>
+    </w:lvl>
+    <w:lvl w:ilvl="2" w:tplc="3809001B" w:tentative="1">
+      <w:start w:val="1"/>
+      <w:numFmt w:val="lowerRoman"/>
+      <w:lvlText w:val="%3."/>
+      <w:lvlJc w:val="right"/>
+      <w:pPr>
+        <w:ind w:left="2520" w:hanging="180"/>
+      </w:pPr>
+    </w:lvl>
+    <w:lvl w:ilvl="3" w:tplc="3809000F" w:tentative="1">
+      <w:start w:val="1"/>
+      <w:numFmt w:val="decimal"/>
+      <w:lvlText w:val="%4."/>
+      <w:lvlJc w:val="left"/>
+      <w:pPr>
+        <w:ind w:left="3240" w:hanging="360"/>
+      </w:pPr>
+    </w:lvl>
+    <w:lvl w:ilvl="4" w:tplc="38090019" w:tentative="1">
+      <w:start w:val="1"/>
+      <w:numFmt w:val="lowerLetter"/>
+      <w:lvlText w:val="%5."/>
+      <w:lvlJc w:val="left"/>
+      <w:pPr>
+        <w:ind w:left="3960" w:hanging="360"/>
+      </w:pPr>
+    </w:lvl>
+    <w:lvl w:ilvl="5" w:tplc="3809001B" w:tentative="1">
+      <w:start w:val="1"/>
+      <w:numFmt w:val="lowerRoman"/>
+      <w:lvlText w:val="%6."/>
+      <w:lvlJc w:val="right"/>
+      <w:pPr>
+        <w:ind w:left="4680" w:hanging="180"/>
+      </w:pPr>
+    </w:lvl>
+    <w:lvl w:ilvl="6" w:tplc="3809000F" w:tentative="1">
+      <w:start w:val="1"/>
+      <w:numFmt w:val="decimal"/>
+      <w:lvlText w:val="%7."/>
+      <w:lvlJc w:val="left"/>
+      <w:pPr>
+        <w:ind w:left="5400" w:hanging="360"/>
+      </w:pPr>
+    </w:lvl>
+    <w:lvl w:ilvl="7" w:tplc="38090019" w:tentative="1">
+      <w:start w:val="1"/>
+      <w:numFmt w:val="lowerLetter"/>
+      <w:lvlText w:val="%8."/>
+      <w:lvlJc w:val="left"/>
+      <w:pPr>
+        <w:ind w:left="6120" w:hanging="360"/>
+      </w:pPr>
+    </w:lvl>
+    <w:lvl w:ilvl="8" w:tplc="3809001B" w:tentative="1">
+      <w:start w:val="1"/>
+      <w:numFmt w:val="lowerRoman"/>
+      <w:lvlText w:val="%9."/>
+      <w:lvlJc w:val="right"/>
+      <w:pPr>
+        <w:ind w:left="6840" w:hanging="180"/>
+      </w:pPr>
+    </w:lvl>
+  </w:abstractNum>
+  <w:abstractNum w:abstractNumId="6" w15:restartNumberingAfterBreak="0">
     <w:nsid w:val="3CCA5A82"/>
     <w:multiLevelType w:val="hybridMultilevel"/>
     <w:tmpl w:val="8CA07924"/>
@@ -1649,7 +2272,96 @@
       </w:pPr>
     </w:lvl>
   </w:abstractNum>
-  <w:abstractNum w:abstractNumId="4" w15:restartNumberingAfterBreak="0">
+  <w:abstractNum w:abstractNumId="7" w15:restartNumberingAfterBreak="0">
+    <w:nsid w:val="46771027"/>
+    <w:multiLevelType w:val="hybridMultilevel"/>
+    <w:tmpl w:val="EF8C9852"/>
+    <w:lvl w:ilvl="0" w:tplc="3809000F">
+      <w:start w:val="1"/>
+      <w:numFmt w:val="decimal"/>
+      <w:lvlText w:val="%1."/>
+      <w:lvlJc w:val="left"/>
+      <w:pPr>
+        <w:ind w:left="720" w:hanging="360"/>
+      </w:pPr>
+      <w:rPr>
+        <w:rFonts w:hint="default"/>
+      </w:rPr>
+    </w:lvl>
+    <w:lvl w:ilvl="1" w:tplc="38090019" w:tentative="1">
+      <w:start w:val="1"/>
+      <w:numFmt w:val="lowerLetter"/>
+      <w:lvlText w:val="%2."/>
+      <w:lvlJc w:val="left"/>
+      <w:pPr>
+        <w:ind w:left="1440" w:hanging="360"/>
+      </w:pPr>
+    </w:lvl>
+    <w:lvl w:ilvl="2" w:tplc="3809001B" w:tentative="1">
+      <w:start w:val="1"/>
+      <w:numFmt w:val="lowerRoman"/>
+      <w:lvlText w:val="%3."/>
+      <w:lvlJc w:val="right"/>
+      <w:pPr>
+        <w:ind w:left="2160" w:hanging="180"/>
+      </w:pPr>
+    </w:lvl>
+    <w:lvl w:ilvl="3" w:tplc="3809000F" w:tentative="1">
+      <w:start w:val="1"/>
+      <w:numFmt w:val="decimal"/>
+      <w:lvlText w:val="%4."/>
+      <w:lvlJc w:val="left"/>
+      <w:pPr>
+        <w:ind w:left="2880" w:hanging="360"/>
+      </w:pPr>
+    </w:lvl>
+    <w:lvl w:ilvl="4" w:tplc="38090019" w:tentative="1">
+      <w:start w:val="1"/>
+      <w:numFmt w:val="lowerLetter"/>
+      <w:lvlText w:val="%5."/>
+      <w:lvlJc w:val="left"/>
+      <w:pPr>
+        <w:ind w:left="3600" w:hanging="360"/>
+      </w:pPr>
+    </w:lvl>
+    <w:lvl w:ilvl="5" w:tplc="3809001B" w:tentative="1">
+      <w:start w:val="1"/>
+      <w:numFmt w:val="lowerRoman"/>
+      <w:lvlText w:val="%6."/>
+      <w:lvlJc w:val="right"/>
+      <w:pPr>
+        <w:ind w:left="4320" w:hanging="180"/>
+      </w:pPr>
+    </w:lvl>
+    <w:lvl w:ilvl="6" w:tplc="3809000F" w:tentative="1">
+      <w:start w:val="1"/>
+      <w:numFmt w:val="decimal"/>
+      <w:lvlText w:val="%7."/>
+      <w:lvlJc w:val="left"/>
+      <w:pPr>
+        <w:ind w:left="5040" w:hanging="360"/>
+      </w:pPr>
+    </w:lvl>
+    <w:lvl w:ilvl="7" w:tplc="38090019" w:tentative="1">
+      <w:start w:val="1"/>
+      <w:numFmt w:val="lowerLetter"/>
+      <w:lvlText w:val="%8."/>
+      <w:lvlJc w:val="left"/>
+      <w:pPr>
+        <w:ind w:left="5760" w:hanging="360"/>
+      </w:pPr>
+    </w:lvl>
+    <w:lvl w:ilvl="8" w:tplc="3809001B" w:tentative="1">
+      <w:start w:val="1"/>
+      <w:numFmt w:val="lowerRoman"/>
+      <w:lvlText w:val="%9."/>
+      <w:lvlJc w:val="right"/>
+      <w:pPr>
+        <w:ind w:left="6480" w:hanging="180"/>
+      </w:pPr>
+    </w:lvl>
+  </w:abstractNum>
+  <w:abstractNum w:abstractNumId="8" w15:restartNumberingAfterBreak="0">
     <w:nsid w:val="4A1C664A"/>
     <w:multiLevelType w:val="hybridMultilevel"/>
     <w:tmpl w:val="2D2070BC"/>
@@ -1738,7 +2450,96 @@
       </w:pPr>
     </w:lvl>
   </w:abstractNum>
-  <w:abstractNum w:abstractNumId="5" w15:restartNumberingAfterBreak="0">
+  <w:abstractNum w:abstractNumId="9" w15:restartNumberingAfterBreak="0">
+    <w:nsid w:val="52ED26A3"/>
+    <w:multiLevelType w:val="hybridMultilevel"/>
+    <w:tmpl w:val="6ED67A50"/>
+    <w:lvl w:ilvl="0" w:tplc="60BEB38C">
+      <w:start w:val="1"/>
+      <w:numFmt w:val="lowerLetter"/>
+      <w:lvlText w:val="%1."/>
+      <w:lvlJc w:val="left"/>
+      <w:pPr>
+        <w:ind w:left="1080" w:hanging="360"/>
+      </w:pPr>
+      <w:rPr>
+        <w:rFonts w:hint="default"/>
+      </w:rPr>
+    </w:lvl>
+    <w:lvl w:ilvl="1" w:tplc="38090019" w:tentative="1">
+      <w:start w:val="1"/>
+      <w:numFmt w:val="lowerLetter"/>
+      <w:lvlText w:val="%2."/>
+      <w:lvlJc w:val="left"/>
+      <w:pPr>
+        <w:ind w:left="1800" w:hanging="360"/>
+      </w:pPr>
+    </w:lvl>
+    <w:lvl w:ilvl="2" w:tplc="3809001B" w:tentative="1">
+      <w:start w:val="1"/>
+      <w:numFmt w:val="lowerRoman"/>
+      <w:lvlText w:val="%3."/>
+      <w:lvlJc w:val="right"/>
+      <w:pPr>
+        <w:ind w:left="2520" w:hanging="180"/>
+      </w:pPr>
+    </w:lvl>
+    <w:lvl w:ilvl="3" w:tplc="3809000F" w:tentative="1">
+      <w:start w:val="1"/>
+      <w:numFmt w:val="decimal"/>
+      <w:lvlText w:val="%4."/>
+      <w:lvlJc w:val="left"/>
+      <w:pPr>
+        <w:ind w:left="3240" w:hanging="360"/>
+      </w:pPr>
+    </w:lvl>
+    <w:lvl w:ilvl="4" w:tplc="38090019" w:tentative="1">
+      <w:start w:val="1"/>
+      <w:numFmt w:val="lowerLetter"/>
+      <w:lvlText w:val="%5."/>
+      <w:lvlJc w:val="left"/>
+      <w:pPr>
+        <w:ind w:left="3960" w:hanging="360"/>
+      </w:pPr>
+    </w:lvl>
+    <w:lvl w:ilvl="5" w:tplc="3809001B" w:tentative="1">
+      <w:start w:val="1"/>
+      <w:numFmt w:val="lowerRoman"/>
+      <w:lvlText w:val="%6."/>
+      <w:lvlJc w:val="right"/>
+      <w:pPr>
+        <w:ind w:left="4680" w:hanging="180"/>
+      </w:pPr>
+    </w:lvl>
+    <w:lvl w:ilvl="6" w:tplc="3809000F" w:tentative="1">
+      <w:start w:val="1"/>
+      <w:numFmt w:val="decimal"/>
+      <w:lvlText w:val="%7."/>
+      <w:lvlJc w:val="left"/>
+      <w:pPr>
+        <w:ind w:left="5400" w:hanging="360"/>
+      </w:pPr>
+    </w:lvl>
+    <w:lvl w:ilvl="7" w:tplc="38090019" w:tentative="1">
+      <w:start w:val="1"/>
+      <w:numFmt w:val="lowerLetter"/>
+      <w:lvlText w:val="%8."/>
+      <w:lvlJc w:val="left"/>
+      <w:pPr>
+        <w:ind w:left="6120" w:hanging="360"/>
+      </w:pPr>
+    </w:lvl>
+    <w:lvl w:ilvl="8" w:tplc="3809001B" w:tentative="1">
+      <w:start w:val="1"/>
+      <w:numFmt w:val="lowerRoman"/>
+      <w:lvlText w:val="%9."/>
+      <w:lvlJc w:val="right"/>
+      <w:pPr>
+        <w:ind w:left="6840" w:hanging="180"/>
+      </w:pPr>
+    </w:lvl>
+  </w:abstractNum>
+  <w:abstractNum w:abstractNumId="10" w15:restartNumberingAfterBreak="0">
     <w:nsid w:val="55D173F0"/>
     <w:multiLevelType w:val="hybridMultilevel"/>
     <w:tmpl w:val="146AA4AC"/>
@@ -1827,7 +2628,7 @@
       </w:pPr>
     </w:lvl>
   </w:abstractNum>
-  <w:abstractNum w:abstractNumId="6" w15:restartNumberingAfterBreak="0">
+  <w:abstractNum w:abstractNumId="11" w15:restartNumberingAfterBreak="0">
     <w:nsid w:val="5D6659A1"/>
     <w:multiLevelType w:val="hybridMultilevel"/>
     <w:tmpl w:val="C53C07F6"/>
@@ -1916,7 +2717,185 @@
       </w:pPr>
     </w:lvl>
   </w:abstractNum>
-  <w:abstractNum w:abstractNumId="7" w15:restartNumberingAfterBreak="0">
+  <w:abstractNum w:abstractNumId="12" w15:restartNumberingAfterBreak="0">
+    <w:nsid w:val="62662A62"/>
+    <w:multiLevelType w:val="hybridMultilevel"/>
+    <w:tmpl w:val="1CF8A62E"/>
+    <w:lvl w:ilvl="0" w:tplc="A3266410">
+      <w:start w:val="1"/>
+      <w:numFmt w:val="lowerLetter"/>
+      <w:lvlText w:val="%1."/>
+      <w:lvlJc w:val="left"/>
+      <w:pPr>
+        <w:ind w:left="1080" w:hanging="360"/>
+      </w:pPr>
+      <w:rPr>
+        <w:rFonts w:hint="default"/>
+      </w:rPr>
+    </w:lvl>
+    <w:lvl w:ilvl="1" w:tplc="38090019" w:tentative="1">
+      <w:start w:val="1"/>
+      <w:numFmt w:val="lowerLetter"/>
+      <w:lvlText w:val="%2."/>
+      <w:lvlJc w:val="left"/>
+      <w:pPr>
+        <w:ind w:left="1800" w:hanging="360"/>
+      </w:pPr>
+    </w:lvl>
+    <w:lvl w:ilvl="2" w:tplc="3809001B" w:tentative="1">
+      <w:start w:val="1"/>
+      <w:numFmt w:val="lowerRoman"/>
+      <w:lvlText w:val="%3."/>
+      <w:lvlJc w:val="right"/>
+      <w:pPr>
+        <w:ind w:left="2520" w:hanging="180"/>
+      </w:pPr>
+    </w:lvl>
+    <w:lvl w:ilvl="3" w:tplc="3809000F" w:tentative="1">
+      <w:start w:val="1"/>
+      <w:numFmt w:val="decimal"/>
+      <w:lvlText w:val="%4."/>
+      <w:lvlJc w:val="left"/>
+      <w:pPr>
+        <w:ind w:left="3240" w:hanging="360"/>
+      </w:pPr>
+    </w:lvl>
+    <w:lvl w:ilvl="4" w:tplc="38090019" w:tentative="1">
+      <w:start w:val="1"/>
+      <w:numFmt w:val="lowerLetter"/>
+      <w:lvlText w:val="%5."/>
+      <w:lvlJc w:val="left"/>
+      <w:pPr>
+        <w:ind w:left="3960" w:hanging="360"/>
+      </w:pPr>
+    </w:lvl>
+    <w:lvl w:ilvl="5" w:tplc="3809001B" w:tentative="1">
+      <w:start w:val="1"/>
+      <w:numFmt w:val="lowerRoman"/>
+      <w:lvlText w:val="%6."/>
+      <w:lvlJc w:val="right"/>
+      <w:pPr>
+        <w:ind w:left="4680" w:hanging="180"/>
+      </w:pPr>
+    </w:lvl>
+    <w:lvl w:ilvl="6" w:tplc="3809000F" w:tentative="1">
+      <w:start w:val="1"/>
+      <w:numFmt w:val="decimal"/>
+      <w:lvlText w:val="%7."/>
+      <w:lvlJc w:val="left"/>
+      <w:pPr>
+        <w:ind w:left="5400" w:hanging="360"/>
+      </w:pPr>
+    </w:lvl>
+    <w:lvl w:ilvl="7" w:tplc="38090019" w:tentative="1">
+      <w:start w:val="1"/>
+      <w:numFmt w:val="lowerLetter"/>
+      <w:lvlText w:val="%8."/>
+      <w:lvlJc w:val="left"/>
+      <w:pPr>
+        <w:ind w:left="6120" w:hanging="360"/>
+      </w:pPr>
+    </w:lvl>
+    <w:lvl w:ilvl="8" w:tplc="3809001B" w:tentative="1">
+      <w:start w:val="1"/>
+      <w:numFmt w:val="lowerRoman"/>
+      <w:lvlText w:val="%9."/>
+      <w:lvlJc w:val="right"/>
+      <w:pPr>
+        <w:ind w:left="6840" w:hanging="180"/>
+      </w:pPr>
+    </w:lvl>
+  </w:abstractNum>
+  <w:abstractNum w:abstractNumId="13" w15:restartNumberingAfterBreak="0">
+    <w:nsid w:val="6FBA7262"/>
+    <w:multiLevelType w:val="hybridMultilevel"/>
+    <w:tmpl w:val="89DAE514"/>
+    <w:lvl w:ilvl="0" w:tplc="CA7EE86E">
+      <w:start w:val="1"/>
+      <w:numFmt w:val="lowerLetter"/>
+      <w:lvlText w:val="%1."/>
+      <w:lvlJc w:val="left"/>
+      <w:pPr>
+        <w:ind w:left="1080" w:hanging="360"/>
+      </w:pPr>
+      <w:rPr>
+        <w:rFonts w:hint="default"/>
+      </w:rPr>
+    </w:lvl>
+    <w:lvl w:ilvl="1" w:tplc="38090019" w:tentative="1">
+      <w:start w:val="1"/>
+      <w:numFmt w:val="lowerLetter"/>
+      <w:lvlText w:val="%2."/>
+      <w:lvlJc w:val="left"/>
+      <w:pPr>
+        <w:ind w:left="1800" w:hanging="360"/>
+      </w:pPr>
+    </w:lvl>
+    <w:lvl w:ilvl="2" w:tplc="3809001B" w:tentative="1">
+      <w:start w:val="1"/>
+      <w:numFmt w:val="lowerRoman"/>
+      <w:lvlText w:val="%3."/>
+      <w:lvlJc w:val="right"/>
+      <w:pPr>
+        <w:ind w:left="2520" w:hanging="180"/>
+      </w:pPr>
+    </w:lvl>
+    <w:lvl w:ilvl="3" w:tplc="3809000F" w:tentative="1">
+      <w:start w:val="1"/>
+      <w:numFmt w:val="decimal"/>
+      <w:lvlText w:val="%4."/>
+      <w:lvlJc w:val="left"/>
+      <w:pPr>
+        <w:ind w:left="3240" w:hanging="360"/>
+      </w:pPr>
+    </w:lvl>
+    <w:lvl w:ilvl="4" w:tplc="38090019" w:tentative="1">
+      <w:start w:val="1"/>
+      <w:numFmt w:val="lowerLetter"/>
+      <w:lvlText w:val="%5."/>
+      <w:lvlJc w:val="left"/>
+      <w:pPr>
+        <w:ind w:left="3960" w:hanging="360"/>
+      </w:pPr>
+    </w:lvl>
+    <w:lvl w:ilvl="5" w:tplc="3809001B" w:tentative="1">
+      <w:start w:val="1"/>
+      <w:numFmt w:val="lowerRoman"/>
+      <w:lvlText w:val="%6."/>
+      <w:lvlJc w:val="right"/>
+      <w:pPr>
+        <w:ind w:left="4680" w:hanging="180"/>
+      </w:pPr>
+    </w:lvl>
+    <w:lvl w:ilvl="6" w:tplc="3809000F" w:tentative="1">
+      <w:start w:val="1"/>
+      <w:numFmt w:val="decimal"/>
+      <w:lvlText w:val="%7."/>
+      <w:lvlJc w:val="left"/>
+      <w:pPr>
+        <w:ind w:left="5400" w:hanging="360"/>
+      </w:pPr>
+    </w:lvl>
+    <w:lvl w:ilvl="7" w:tplc="38090019" w:tentative="1">
+      <w:start w:val="1"/>
+      <w:numFmt w:val="lowerLetter"/>
+      <w:lvlText w:val="%8."/>
+      <w:lvlJc w:val="left"/>
+      <w:pPr>
+        <w:ind w:left="6120" w:hanging="360"/>
+      </w:pPr>
+    </w:lvl>
+    <w:lvl w:ilvl="8" w:tplc="3809001B" w:tentative="1">
+      <w:start w:val="1"/>
+      <w:numFmt w:val="lowerRoman"/>
+      <w:lvlText w:val="%9."/>
+      <w:lvlJc w:val="right"/>
+      <w:pPr>
+        <w:ind w:left="6840" w:hanging="180"/>
+      </w:pPr>
+    </w:lvl>
+  </w:abstractNum>
+  <w:abstractNum w:abstractNumId="14" w15:restartNumberingAfterBreak="0">
     <w:nsid w:val="712B6176"/>
     <w:multiLevelType w:val="hybridMultilevel"/>
     <w:tmpl w:val="54CEF996"/>
@@ -2005,7 +2984,7 @@
       </w:pPr>
     </w:lvl>
   </w:abstractNum>
-  <w:abstractNum w:abstractNumId="8" w15:restartNumberingAfterBreak="0">
+  <w:abstractNum w:abstractNumId="15" w15:restartNumberingAfterBreak="0">
     <w:nsid w:val="75730110"/>
     <w:multiLevelType w:val="hybridMultilevel"/>
     <w:tmpl w:val="550ABB62"/>
@@ -2095,16 +3074,16 @@
     </w:lvl>
   </w:abstractNum>
   <w:num w:numId="1" w16cid:durableId="1766224019">
-    <w:abstractNumId w:val="2"/>
+    <w:abstractNumId w:val="3"/>
   </w:num>
   <w:num w:numId="2" w16cid:durableId="2112780463">
-    <w:abstractNumId w:val="7"/>
+    <w:abstractNumId w:val="14"/>
   </w:num>
   <w:num w:numId="3" w16cid:durableId="1909261882">
-    <w:abstractNumId w:val="6"/>
+    <w:abstractNumId w:val="11"/>
   </w:num>
   <w:num w:numId="4" w16cid:durableId="134108450">
-    <w:abstractNumId w:val="8"/>
+    <w:abstractNumId w:val="15"/>
   </w:num>
   <w:num w:numId="5" w16cid:durableId="101730410">
     <w:abstractNumId w:val="0"/>
@@ -2113,13 +3092,34 @@
     <w:abstractNumId w:val="1"/>
   </w:num>
   <w:num w:numId="7" w16cid:durableId="1048190058">
+    <w:abstractNumId w:val="10"/>
+  </w:num>
+  <w:num w:numId="8" w16cid:durableId="839126481">
+    <w:abstractNumId w:val="8"/>
+  </w:num>
+  <w:num w:numId="9" w16cid:durableId="697779205">
+    <w:abstractNumId w:val="6"/>
+  </w:num>
+  <w:num w:numId="10" w16cid:durableId="1436514511">
+    <w:abstractNumId w:val="7"/>
+  </w:num>
+  <w:num w:numId="11" w16cid:durableId="1013992893">
+    <w:abstractNumId w:val="4"/>
+  </w:num>
+  <w:num w:numId="12" w16cid:durableId="424039698">
+    <w:abstractNumId w:val="13"/>
+  </w:num>
+  <w:num w:numId="13" w16cid:durableId="241068780">
+    <w:abstractNumId w:val="9"/>
+  </w:num>
+  <w:num w:numId="14" w16cid:durableId="1203515483">
     <w:abstractNumId w:val="5"/>
   </w:num>
-  <w:num w:numId="8" w16cid:durableId="839126481">
-    <w:abstractNumId w:val="4"/>
+  <w:num w:numId="15" w16cid:durableId="1777745405">
+    <w:abstractNumId w:val="2"/>
   </w:num>
-  <w:num w:numId="9" w16cid:durableId="697779205">
-    <w:abstractNumId w:val="3"/>
+  <w:num w:numId="16" w16cid:durableId="418916626">
+    <w:abstractNumId w:val="12"/>
   </w:num>
 </w:numbering>
 </file>

--- a/jobsheet 7 Ahmad Maynanda.docx
+++ b/jobsheet 7 Ahmad Maynanda.docx
@@ -604,11 +604,6 @@
           </wp:inline>
         </w:drawing>
       </w:r>
-    </w:p>
-    <w:p>
-      <w:pPr>
-        <w:spacing w:after="0" w:line="276" w:lineRule="auto"/>
-      </w:pPr>
     </w:p>
     <w:p>
       <w:pPr>
@@ -1378,12 +1373,284 @@
     <w:p>
       <w:pPr>
         <w:spacing w:after="0" w:line="276" w:lineRule="auto"/>
-        <w:ind w:left="720"/>
+      </w:pPr>
+    </w:p>
+    <w:p>
+      <w:pPr>
+        <w:spacing w:after="0" w:line="276" w:lineRule="auto"/>
+      </w:pPr>
+    </w:p>
+    <w:p>
+      <w:pPr>
+        <w:spacing w:after="0" w:line="276" w:lineRule="auto"/>
+      </w:pPr>
+    </w:p>
+    <w:p>
+      <w:pPr>
+        <w:spacing w:after="0" w:line="276" w:lineRule="auto"/>
+      </w:pPr>
+    </w:p>
+    <w:p>
+      <w:pPr>
+        <w:spacing w:after="0" w:line="276" w:lineRule="auto"/>
+      </w:pPr>
+    </w:p>
+    <w:p>
+      <w:pPr>
+        <w:spacing w:after="0" w:line="276" w:lineRule="auto"/>
+      </w:pPr>
+    </w:p>
+    <w:p>
+      <w:pPr>
+        <w:spacing w:after="0" w:line="276" w:lineRule="auto"/>
+      </w:pPr>
+    </w:p>
+    <w:p>
+      <w:pPr>
+        <w:spacing w:after="0" w:line="276" w:lineRule="auto"/>
+      </w:pPr>
+    </w:p>
+    <w:p>
+      <w:pPr>
+        <w:spacing w:after="0" w:line="276" w:lineRule="auto"/>
+      </w:pPr>
+    </w:p>
+    <w:p>
+      <w:pPr>
+        <w:spacing w:after="0" w:line="276" w:lineRule="auto"/>
+      </w:pPr>
+    </w:p>
+    <w:p>
+      <w:pPr>
+        <w:spacing w:after="0" w:line="276" w:lineRule="auto"/>
+      </w:pPr>
+    </w:p>
+    <w:p>
+      <w:pPr>
+        <w:spacing w:after="0" w:line="276" w:lineRule="auto"/>
+      </w:pPr>
+    </w:p>
+    <w:p>
+      <w:pPr>
+        <w:spacing w:after="0" w:line="276" w:lineRule="auto"/>
+      </w:pPr>
+    </w:p>
+    <w:p>
+      <w:pPr>
+        <w:spacing w:after="0" w:line="276" w:lineRule="auto"/>
+      </w:pPr>
+    </w:p>
+    <w:p>
+      <w:pPr>
+        <w:spacing w:after="0" w:line="276" w:lineRule="auto"/>
+      </w:pPr>
+    </w:p>
+    <w:p>
+      <w:pPr>
+        <w:spacing w:after="0" w:line="276" w:lineRule="auto"/>
+      </w:pPr>
+    </w:p>
+    <w:p>
+      <w:pPr>
+        <w:spacing w:after="0" w:line="276" w:lineRule="auto"/>
+      </w:pPr>
+    </w:p>
+    <w:p>
+      <w:pPr>
+        <w:spacing w:after="0" w:line="276" w:lineRule="auto"/>
+      </w:pPr>
+    </w:p>
+    <w:p>
+      <w:pPr>
+        <w:spacing w:after="0" w:line="276" w:lineRule="auto"/>
+      </w:pPr>
+    </w:p>
+    <w:p>
+      <w:pPr>
+        <w:spacing w:after="0" w:line="276" w:lineRule="auto"/>
+      </w:pPr>
+    </w:p>
+    <w:p>
+      <w:pPr>
+        <w:spacing w:after="0" w:line="276" w:lineRule="auto"/>
+      </w:pPr>
+    </w:p>
+    <w:p>
+      <w:pPr>
+        <w:spacing w:after="0" w:line="276" w:lineRule="auto"/>
+      </w:pPr>
+    </w:p>
+    <w:p>
+      <w:pPr>
+        <w:spacing w:after="0" w:line="276" w:lineRule="auto"/>
+      </w:pPr>
+    </w:p>
+    <w:p>
+      <w:pPr>
+        <w:spacing w:after="0" w:line="276" w:lineRule="auto"/>
+      </w:pPr>
+    </w:p>
+    <w:p>
+      <w:pPr>
+        <w:spacing w:after="0" w:line="276" w:lineRule="auto"/>
+      </w:pPr>
+    </w:p>
+    <w:p>
+      <w:pPr>
+        <w:spacing w:after="0" w:line="276" w:lineRule="auto"/>
+      </w:pPr>
+    </w:p>
+    <w:p>
+      <w:pPr>
+        <w:spacing w:after="0" w:line="276" w:lineRule="auto"/>
+      </w:pPr>
+    </w:p>
+    <w:p>
+      <w:pPr>
+        <w:spacing w:after="0" w:line="276" w:lineRule="auto"/>
+      </w:pPr>
+    </w:p>
+    <w:p>
+      <w:pPr>
+        <w:spacing w:after="0" w:line="276" w:lineRule="auto"/>
+      </w:pPr>
+    </w:p>
+    <w:p>
+      <w:pPr>
+        <w:spacing w:after="0" w:line="276" w:lineRule="auto"/>
+      </w:pPr>
+    </w:p>
+    <w:p>
+      <w:pPr>
+        <w:spacing w:after="0" w:line="276" w:lineRule="auto"/>
+      </w:pPr>
+    </w:p>
+    <w:p>
+      <w:pPr>
+        <w:spacing w:after="0" w:line="276" w:lineRule="auto"/>
+      </w:pPr>
+    </w:p>
+    <w:p>
+      <w:pPr>
+        <w:spacing w:after="0" w:line="276" w:lineRule="auto"/>
+        <w:jc w:val="center"/>
+        <w:rPr>
+          <w:b/>
+          <w:bCs/>
+          <w:sz w:val="24"/>
+          <w:szCs w:val="24"/>
+        </w:rPr>
+      </w:pPr>
+      <w:r>
+        <w:rPr>
+          <w:b/>
+          <w:bCs/>
+          <w:sz w:val="24"/>
+          <w:szCs w:val="24"/>
+        </w:rPr>
+        <w:lastRenderedPageBreak/>
+        <w:t>Tugas</w:t>
+      </w:r>
+    </w:p>
+    <w:p>
+      <w:pPr>
+        <w:pStyle w:val="ListParagraph"/>
+        <w:numPr>
+          <w:ilvl w:val="0"/>
+          <w:numId w:val="18"/>
+        </w:numPr>
+        <w:spacing w:after="0" w:line="276" w:lineRule="auto"/>
+      </w:pPr>
+      <w:r>
+        <w:t>Bioskop</w:t>
+      </w:r>
+    </w:p>
+    <w:p>
+      <w:pPr>
+        <w:spacing w:after="0" w:line="276" w:lineRule="auto"/>
+        <w:ind w:left="360"/>
+      </w:pPr>
+      <w:r>
+        <w:rPr>
+          <w:noProof/>
+        </w:rPr>
+        <w:drawing>
+          <wp:anchor distT="0" distB="0" distL="114300" distR="114300" simplePos="0" relativeHeight="251662336" behindDoc="0" locked="0" layoutInCell="1" allowOverlap="1" wp14:anchorId="701C427A" wp14:editId="5A8445B0">
+            <wp:simplePos x="0" y="0"/>
+            <wp:positionH relativeFrom="column">
+              <wp:posOffset>457200</wp:posOffset>
+            </wp:positionH>
+            <wp:positionV relativeFrom="paragraph">
+              <wp:posOffset>-3810</wp:posOffset>
+            </wp:positionV>
+            <wp:extent cx="4362450" cy="5850474"/>
+            <wp:effectExtent l="0" t="0" r="0" b="0"/>
+            <wp:wrapTopAndBottom/>
+            <wp:docPr id="1112471540" name="Picture 10"/>
+            <wp:cNvGraphicFramePr>
+              <a:graphicFrameLocks xmlns:a="http://schemas.openxmlformats.org/drawingml/2006/main" noChangeAspect="1"/>
+            </wp:cNvGraphicFramePr>
+            <a:graphic xmlns:a="http://schemas.openxmlformats.org/drawingml/2006/main">
+              <a:graphicData uri="http://schemas.openxmlformats.org/drawingml/2006/picture">
+                <pic:pic xmlns:pic="http://schemas.openxmlformats.org/drawingml/2006/picture">
+                  <pic:nvPicPr>
+                    <pic:cNvPr id="0" name="Picture 22"/>
+                    <pic:cNvPicPr>
+                      <a:picLocks noChangeAspect="1" noChangeArrowheads="1"/>
+                    </pic:cNvPicPr>
+                  </pic:nvPicPr>
+                  <pic:blipFill>
+                    <a:blip r:embed="rId14">
+                      <a:extLst>
+                        <a:ext uri="{28A0092B-C50C-407E-A947-70E740481C1C}">
+                          <a14:useLocalDpi xmlns:a14="http://schemas.microsoft.com/office/drawing/2010/main" val="0"/>
+                        </a:ext>
+                      </a:extLst>
+                    </a:blip>
+                    <a:srcRect/>
+                    <a:stretch>
+                      <a:fillRect/>
+                    </a:stretch>
+                  </pic:blipFill>
+                  <pic:spPr bwMode="auto">
+                    <a:xfrm>
+                      <a:off x="0" y="0"/>
+                      <a:ext cx="4362450" cy="5850474"/>
+                    </a:xfrm>
+                    <a:prstGeom prst="rect">
+                      <a:avLst/>
+                    </a:prstGeom>
+                    <a:noFill/>
+                    <a:ln>
+                      <a:noFill/>
+                    </a:ln>
+                  </pic:spPr>
+                </pic:pic>
+              </a:graphicData>
+            </a:graphic>
+            <wp14:sizeRelH relativeFrom="page">
+              <wp14:pctWidth>0</wp14:pctWidth>
+            </wp14:sizeRelH>
+            <wp14:sizeRelV relativeFrom="page">
+              <wp14:pctHeight>0</wp14:pctHeight>
+            </wp14:sizeRelV>
+          </wp:anchor>
+        </w:drawing>
+      </w:r>
+    </w:p>
+    <w:p>
+      <w:pPr>
+        <w:pStyle w:val="ListParagraph"/>
+        <w:numPr>
+          <w:ilvl w:val="0"/>
+          <w:numId w:val="18"/>
+        </w:numPr>
+        <w:spacing w:after="0" w:line="276" w:lineRule="auto"/>
       </w:pPr>
     </w:p>
     <w:sectPr>
-      <w:headerReference w:type="default" r:id="rId14"/>
-      <w:footerReference w:type="default" r:id="rId15"/>
+      <w:headerReference w:type="default" r:id="rId15"/>
+      <w:footerReference w:type="default" r:id="rId16"/>
       <w:pgSz w:w="11906" w:h="16838"/>
       <w:pgMar w:top="1440" w:right="1440" w:bottom="1440" w:left="1440" w:header="567" w:footer="708" w:gutter="0"/>
       <w:cols w:space="708"/>
@@ -1634,7 +1901,7 @@
         </mc:Choice>
         <mc:Fallback>
           <w:pict>
-            <v:shapetype w14:anchorId="14D51043" id="_x0000_t32" coordsize="21600,21600" o:spt="32" o:oned="t" path="m,l21600,21600e" filled="f">
+            <v:shapetype w14:anchorId="2183EE18" id="_x0000_t32" coordsize="21600,21600" o:spt="32" o:oned="t" path="m,l21600,21600e" filled="f">
               <v:path arrowok="t" fillok="f" o:connecttype="none"/>
               <o:lock v:ext="edit" shapetype="t"/>
             </v:shapetype>
@@ -1650,6 +1917,95 @@
 <file path=word/numbering.xml><?xml version="1.0" encoding="utf-8"?>
 <w:numbering xmlns:wpc="http://schemas.microsoft.com/office/word/2010/wordprocessingCanvas" xmlns:cx="http://schemas.microsoft.com/office/drawing/2014/chartex" xmlns:cx1="http://schemas.microsoft.com/office/drawing/2015/9/8/chartex" xmlns:cx2="http://schemas.microsoft.com/office/drawing/2015/10/21/chartex" xmlns:cx3="http://schemas.microsoft.com/office/drawing/2016/5/9/chartex" xmlns:cx4="http://schemas.microsoft.com/office/drawing/2016/5/10/chartex" xmlns:cx5="http://schemas.microsoft.com/office/drawing/2016/5/11/chartex" xmlns:cx6="http://schemas.microsoft.com/office/drawing/2016/5/12/chartex" xmlns:cx7="http://schemas.microsoft.com/office/drawing/2016/5/13/chartex" xmlns:cx8="http://schemas.microsoft.com/office/drawing/2016/5/14/chartex" xmlns:mc="http://schemas.openxmlformats.org/markup-compatibility/2006" xmlns:aink="http://schemas.microsoft.com/office/drawing/2016/ink" xmlns:am3d="http://schemas.microsoft.com/office/drawing/2017/model3d" xmlns:o="urn:schemas-microsoft-com:office:office" xmlns:oel="http://schemas.microsoft.com/office/2019/extlst" xmlns:r="http://schemas.openxmlformats.org/officeDocument/2006/relationships" xmlns:m="http://schemas.openxmlformats.org/officeDocument/2006/math" xmlns:v="urn:schemas-microsoft-com:vml" xmlns:wp14="http://schemas.microsoft.com/office/word/2010/wordprocessingDrawing" xmlns:wp="http://schemas.openxmlformats.org/drawingml/2006/wordprocessingDrawing" xmlns:w10="urn:schemas-microsoft-com:office:word" xmlns:w="http://schemas.openxmlformats.org/wordprocessingml/2006/main" xmlns:w14="http://schemas.microsoft.com/office/word/2010/wordml" xmlns:w15="http://schemas.microsoft.com/office/word/2012/wordml" xmlns:w16cex="http://schemas.microsoft.com/office/word/2018/wordml/cex" xmlns:w16cid="http://schemas.microsoft.com/office/word/2016/wordml/cid" xmlns:w16="http://schemas.microsoft.com/office/word/2018/wordml" xmlns:w16du="http://schemas.microsoft.com/office/word/2023/wordml/word16du" xmlns:w16sdtdh="http://schemas.microsoft.com/office/word/2020/wordml/sdtdatahash" xmlns:w16sdtfl="http://schemas.microsoft.com/office/word/2024/wordml/sdtformatlock" xmlns:w16se="http://schemas.microsoft.com/office/word/2015/wordml/symex" xmlns:wpg="http://schemas.microsoft.com/office/word/2010/wordprocessingGroup" xmlns:wpi="http://schemas.microsoft.com/office/word/2010/wordprocessingInk" xmlns:wne="http://schemas.microsoft.com/office/word/2006/wordml" xmlns:wps="http://schemas.microsoft.com/office/word/2010/wordprocessingShape" mc:Ignorable="w14 w15 w16se w16cid w16 w16cex w16sdtdh w16sdtfl w16du wp14">
   <w:abstractNum w:abstractNumId="0" w15:restartNumberingAfterBreak="0">
+    <w:nsid w:val="0D2B6B57"/>
+    <w:multiLevelType w:val="hybridMultilevel"/>
+    <w:tmpl w:val="042EB6C2"/>
+    <w:lvl w:ilvl="0" w:tplc="3809000F">
+      <w:start w:val="1"/>
+      <w:numFmt w:val="decimal"/>
+      <w:lvlText w:val="%1."/>
+      <w:lvlJc w:val="left"/>
+      <w:pPr>
+        <w:ind w:left="720" w:hanging="360"/>
+      </w:pPr>
+      <w:rPr>
+        <w:rFonts w:hint="default"/>
+      </w:rPr>
+    </w:lvl>
+    <w:lvl w:ilvl="1" w:tplc="38090019" w:tentative="1">
+      <w:start w:val="1"/>
+      <w:numFmt w:val="lowerLetter"/>
+      <w:lvlText w:val="%2."/>
+      <w:lvlJc w:val="left"/>
+      <w:pPr>
+        <w:ind w:left="1440" w:hanging="360"/>
+      </w:pPr>
+    </w:lvl>
+    <w:lvl w:ilvl="2" w:tplc="3809001B" w:tentative="1">
+      <w:start w:val="1"/>
+      <w:numFmt w:val="lowerRoman"/>
+      <w:lvlText w:val="%3."/>
+      <w:lvlJc w:val="right"/>
+      <w:pPr>
+        <w:ind w:left="2160" w:hanging="180"/>
+      </w:pPr>
+    </w:lvl>
+    <w:lvl w:ilvl="3" w:tplc="3809000F" w:tentative="1">
+      <w:start w:val="1"/>
+      <w:numFmt w:val="decimal"/>
+      <w:lvlText w:val="%4."/>
+      <w:lvlJc w:val="left"/>
+      <w:pPr>
+        <w:ind w:left="2880" w:hanging="360"/>
+      </w:pPr>
+    </w:lvl>
+    <w:lvl w:ilvl="4" w:tplc="38090019" w:tentative="1">
+      <w:start w:val="1"/>
+      <w:numFmt w:val="lowerLetter"/>
+      <w:lvlText w:val="%5."/>
+      <w:lvlJc w:val="left"/>
+      <w:pPr>
+        <w:ind w:left="3600" w:hanging="360"/>
+      </w:pPr>
+    </w:lvl>
+    <w:lvl w:ilvl="5" w:tplc="3809001B" w:tentative="1">
+      <w:start w:val="1"/>
+      <w:numFmt w:val="lowerRoman"/>
+      <w:lvlText w:val="%6."/>
+      <w:lvlJc w:val="right"/>
+      <w:pPr>
+        <w:ind w:left="4320" w:hanging="180"/>
+      </w:pPr>
+    </w:lvl>
+    <w:lvl w:ilvl="6" w:tplc="3809000F" w:tentative="1">
+      <w:start w:val="1"/>
+      <w:numFmt w:val="decimal"/>
+      <w:lvlText w:val="%7."/>
+      <w:lvlJc w:val="left"/>
+      <w:pPr>
+        <w:ind w:left="5040" w:hanging="360"/>
+      </w:pPr>
+    </w:lvl>
+    <w:lvl w:ilvl="7" w:tplc="38090019" w:tentative="1">
+      <w:start w:val="1"/>
+      <w:numFmt w:val="lowerLetter"/>
+      <w:lvlText w:val="%8."/>
+      <w:lvlJc w:val="left"/>
+      <w:pPr>
+        <w:ind w:left="5760" w:hanging="360"/>
+      </w:pPr>
+    </w:lvl>
+    <w:lvl w:ilvl="8" w:tplc="3809001B" w:tentative="1">
+      <w:start w:val="1"/>
+      <w:numFmt w:val="lowerRoman"/>
+      <w:lvlText w:val="%9."/>
+      <w:lvlJc w:val="right"/>
+      <w:pPr>
+        <w:ind w:left="6480" w:hanging="180"/>
+      </w:pPr>
+    </w:lvl>
+  </w:abstractNum>
+  <w:abstractNum w:abstractNumId="1" w15:restartNumberingAfterBreak="0">
     <w:nsid w:val="1BC03F9C"/>
     <w:multiLevelType w:val="hybridMultilevel"/>
     <w:tmpl w:val="C292D146"/>
@@ -1738,7 +2094,7 @@
       </w:pPr>
     </w:lvl>
   </w:abstractNum>
-  <w:abstractNum w:abstractNumId="1" w15:restartNumberingAfterBreak="0">
+  <w:abstractNum w:abstractNumId="2" w15:restartNumberingAfterBreak="0">
     <w:nsid w:val="234717C8"/>
     <w:multiLevelType w:val="hybridMultilevel"/>
     <w:tmpl w:val="50C28064"/>
@@ -1827,7 +2183,7 @@
       </w:pPr>
     </w:lvl>
   </w:abstractNum>
-  <w:abstractNum w:abstractNumId="2" w15:restartNumberingAfterBreak="0">
+  <w:abstractNum w:abstractNumId="3" w15:restartNumberingAfterBreak="0">
     <w:nsid w:val="2A594FE3"/>
     <w:multiLevelType w:val="hybridMultilevel"/>
     <w:tmpl w:val="A170E4E0"/>
@@ -1916,7 +2272,7 @@
       </w:pPr>
     </w:lvl>
   </w:abstractNum>
-  <w:abstractNum w:abstractNumId="3" w15:restartNumberingAfterBreak="0">
+  <w:abstractNum w:abstractNumId="4" w15:restartNumberingAfterBreak="0">
     <w:nsid w:val="309920FE"/>
     <w:multiLevelType w:val="hybridMultilevel"/>
     <w:tmpl w:val="21F29FC4"/>
@@ -2005,7 +2361,7 @@
       </w:pPr>
     </w:lvl>
   </w:abstractNum>
-  <w:abstractNum w:abstractNumId="4" w15:restartNumberingAfterBreak="0">
+  <w:abstractNum w:abstractNumId="5" w15:restartNumberingAfterBreak="0">
     <w:nsid w:val="34D4698B"/>
     <w:multiLevelType w:val="hybridMultilevel"/>
     <w:tmpl w:val="2384F10C"/>
@@ -2094,7 +2450,7 @@
       </w:pPr>
     </w:lvl>
   </w:abstractNum>
-  <w:abstractNum w:abstractNumId="5" w15:restartNumberingAfterBreak="0">
+  <w:abstractNum w:abstractNumId="6" w15:restartNumberingAfterBreak="0">
     <w:nsid w:val="3CA67D19"/>
     <w:multiLevelType w:val="hybridMultilevel"/>
     <w:tmpl w:val="0C74259C"/>
@@ -2183,7 +2539,7 @@
       </w:pPr>
     </w:lvl>
   </w:abstractNum>
-  <w:abstractNum w:abstractNumId="6" w15:restartNumberingAfterBreak="0">
+  <w:abstractNum w:abstractNumId="7" w15:restartNumberingAfterBreak="0">
     <w:nsid w:val="3CCA5A82"/>
     <w:multiLevelType w:val="hybridMultilevel"/>
     <w:tmpl w:val="8CA07924"/>
@@ -2272,7 +2628,7 @@
       </w:pPr>
     </w:lvl>
   </w:abstractNum>
-  <w:abstractNum w:abstractNumId="7" w15:restartNumberingAfterBreak="0">
+  <w:abstractNum w:abstractNumId="8" w15:restartNumberingAfterBreak="0">
     <w:nsid w:val="46771027"/>
     <w:multiLevelType w:val="hybridMultilevel"/>
     <w:tmpl w:val="EF8C9852"/>
@@ -2361,7 +2717,7 @@
       </w:pPr>
     </w:lvl>
   </w:abstractNum>
-  <w:abstractNum w:abstractNumId="8" w15:restartNumberingAfterBreak="0">
+  <w:abstractNum w:abstractNumId="9" w15:restartNumberingAfterBreak="0">
     <w:nsid w:val="4A1C664A"/>
     <w:multiLevelType w:val="hybridMultilevel"/>
     <w:tmpl w:val="2D2070BC"/>
@@ -2450,7 +2806,7 @@
       </w:pPr>
     </w:lvl>
   </w:abstractNum>
-  <w:abstractNum w:abstractNumId="9" w15:restartNumberingAfterBreak="0">
+  <w:abstractNum w:abstractNumId="10" w15:restartNumberingAfterBreak="0">
     <w:nsid w:val="52ED26A3"/>
     <w:multiLevelType w:val="hybridMultilevel"/>
     <w:tmpl w:val="6ED67A50"/>
@@ -2539,7 +2895,96 @@
       </w:pPr>
     </w:lvl>
   </w:abstractNum>
-  <w:abstractNum w:abstractNumId="10" w15:restartNumberingAfterBreak="0">
+  <w:abstractNum w:abstractNumId="11" w15:restartNumberingAfterBreak="0">
+    <w:nsid w:val="53360BBF"/>
+    <w:multiLevelType w:val="hybridMultilevel"/>
+    <w:tmpl w:val="444460AE"/>
+    <w:lvl w:ilvl="0" w:tplc="3809000F">
+      <w:start w:val="1"/>
+      <w:numFmt w:val="decimal"/>
+      <w:lvlText w:val="%1."/>
+      <w:lvlJc w:val="left"/>
+      <w:pPr>
+        <w:ind w:left="720" w:hanging="360"/>
+      </w:pPr>
+      <w:rPr>
+        <w:rFonts w:hint="default"/>
+      </w:rPr>
+    </w:lvl>
+    <w:lvl w:ilvl="1" w:tplc="38090019" w:tentative="1">
+      <w:start w:val="1"/>
+      <w:numFmt w:val="lowerLetter"/>
+      <w:lvlText w:val="%2."/>
+      <w:lvlJc w:val="left"/>
+      <w:pPr>
+        <w:ind w:left="1440" w:hanging="360"/>
+      </w:pPr>
+    </w:lvl>
+    <w:lvl w:ilvl="2" w:tplc="3809001B" w:tentative="1">
+      <w:start w:val="1"/>
+      <w:numFmt w:val="lowerRoman"/>
+      <w:lvlText w:val="%3."/>
+      <w:lvlJc w:val="right"/>
+      <w:pPr>
+        <w:ind w:left="2160" w:hanging="180"/>
+      </w:pPr>
+    </w:lvl>
+    <w:lvl w:ilvl="3" w:tplc="3809000F" w:tentative="1">
+      <w:start w:val="1"/>
+      <w:numFmt w:val="decimal"/>
+      <w:lvlText w:val="%4."/>
+      <w:lvlJc w:val="left"/>
+      <w:pPr>
+        <w:ind w:left="2880" w:hanging="360"/>
+      </w:pPr>
+    </w:lvl>
+    <w:lvl w:ilvl="4" w:tplc="38090019" w:tentative="1">
+      <w:start w:val="1"/>
+      <w:numFmt w:val="lowerLetter"/>
+      <w:lvlText w:val="%5."/>
+      <w:lvlJc w:val="left"/>
+      <w:pPr>
+        <w:ind w:left="3600" w:hanging="360"/>
+      </w:pPr>
+    </w:lvl>
+    <w:lvl w:ilvl="5" w:tplc="3809001B" w:tentative="1">
+      <w:start w:val="1"/>
+      <w:numFmt w:val="lowerRoman"/>
+      <w:lvlText w:val="%6."/>
+      <w:lvlJc w:val="right"/>
+      <w:pPr>
+        <w:ind w:left="4320" w:hanging="180"/>
+      </w:pPr>
+    </w:lvl>
+    <w:lvl w:ilvl="6" w:tplc="3809000F" w:tentative="1">
+      <w:start w:val="1"/>
+      <w:numFmt w:val="decimal"/>
+      <w:lvlText w:val="%7."/>
+      <w:lvlJc w:val="left"/>
+      <w:pPr>
+        <w:ind w:left="5040" w:hanging="360"/>
+      </w:pPr>
+    </w:lvl>
+    <w:lvl w:ilvl="7" w:tplc="38090019" w:tentative="1">
+      <w:start w:val="1"/>
+      <w:numFmt w:val="lowerLetter"/>
+      <w:lvlText w:val="%8."/>
+      <w:lvlJc w:val="left"/>
+      <w:pPr>
+        <w:ind w:left="5760" w:hanging="360"/>
+      </w:pPr>
+    </w:lvl>
+    <w:lvl w:ilvl="8" w:tplc="3809001B" w:tentative="1">
+      <w:start w:val="1"/>
+      <w:numFmt w:val="lowerRoman"/>
+      <w:lvlText w:val="%9."/>
+      <w:lvlJc w:val="right"/>
+      <w:pPr>
+        <w:ind w:left="6480" w:hanging="180"/>
+      </w:pPr>
+    </w:lvl>
+  </w:abstractNum>
+  <w:abstractNum w:abstractNumId="12" w15:restartNumberingAfterBreak="0">
     <w:nsid w:val="55D173F0"/>
     <w:multiLevelType w:val="hybridMultilevel"/>
     <w:tmpl w:val="146AA4AC"/>
@@ -2628,7 +3073,7 @@
       </w:pPr>
     </w:lvl>
   </w:abstractNum>
-  <w:abstractNum w:abstractNumId="11" w15:restartNumberingAfterBreak="0">
+  <w:abstractNum w:abstractNumId="13" w15:restartNumberingAfterBreak="0">
     <w:nsid w:val="5D6659A1"/>
     <w:multiLevelType w:val="hybridMultilevel"/>
     <w:tmpl w:val="C53C07F6"/>
@@ -2717,7 +3162,7 @@
       </w:pPr>
     </w:lvl>
   </w:abstractNum>
-  <w:abstractNum w:abstractNumId="12" w15:restartNumberingAfterBreak="0">
+  <w:abstractNum w:abstractNumId="14" w15:restartNumberingAfterBreak="0">
     <w:nsid w:val="62662A62"/>
     <w:multiLevelType w:val="hybridMultilevel"/>
     <w:tmpl w:val="1CF8A62E"/>
@@ -2806,7 +3251,7 @@
       </w:pPr>
     </w:lvl>
   </w:abstractNum>
-  <w:abstractNum w:abstractNumId="13" w15:restartNumberingAfterBreak="0">
+  <w:abstractNum w:abstractNumId="15" w15:restartNumberingAfterBreak="0">
     <w:nsid w:val="6FBA7262"/>
     <w:multiLevelType w:val="hybridMultilevel"/>
     <w:tmpl w:val="89DAE514"/>
@@ -2895,7 +3340,7 @@
       </w:pPr>
     </w:lvl>
   </w:abstractNum>
-  <w:abstractNum w:abstractNumId="14" w15:restartNumberingAfterBreak="0">
+  <w:abstractNum w:abstractNumId="16" w15:restartNumberingAfterBreak="0">
     <w:nsid w:val="712B6176"/>
     <w:multiLevelType w:val="hybridMultilevel"/>
     <w:tmpl w:val="54CEF996"/>
@@ -2984,7 +3429,7 @@
       </w:pPr>
     </w:lvl>
   </w:abstractNum>
-  <w:abstractNum w:abstractNumId="15" w15:restartNumberingAfterBreak="0">
+  <w:abstractNum w:abstractNumId="17" w15:restartNumberingAfterBreak="0">
     <w:nsid w:val="75730110"/>
     <w:multiLevelType w:val="hybridMultilevel"/>
     <w:tmpl w:val="550ABB62"/>
@@ -3074,52 +3519,58 @@
     </w:lvl>
   </w:abstractNum>
   <w:num w:numId="1" w16cid:durableId="1766224019">
+    <w:abstractNumId w:val="4"/>
+  </w:num>
+  <w:num w:numId="2" w16cid:durableId="2112780463">
+    <w:abstractNumId w:val="16"/>
+  </w:num>
+  <w:num w:numId="3" w16cid:durableId="1909261882">
+    <w:abstractNumId w:val="13"/>
+  </w:num>
+  <w:num w:numId="4" w16cid:durableId="134108450">
+    <w:abstractNumId w:val="17"/>
+  </w:num>
+  <w:num w:numId="5" w16cid:durableId="101730410">
+    <w:abstractNumId w:val="1"/>
+  </w:num>
+  <w:num w:numId="6" w16cid:durableId="1105150971">
+    <w:abstractNumId w:val="2"/>
+  </w:num>
+  <w:num w:numId="7" w16cid:durableId="1048190058">
+    <w:abstractNumId w:val="12"/>
+  </w:num>
+  <w:num w:numId="8" w16cid:durableId="839126481">
+    <w:abstractNumId w:val="9"/>
+  </w:num>
+  <w:num w:numId="9" w16cid:durableId="697779205">
+    <w:abstractNumId w:val="7"/>
+  </w:num>
+  <w:num w:numId="10" w16cid:durableId="1436514511">
+    <w:abstractNumId w:val="8"/>
+  </w:num>
+  <w:num w:numId="11" w16cid:durableId="1013992893">
+    <w:abstractNumId w:val="5"/>
+  </w:num>
+  <w:num w:numId="12" w16cid:durableId="424039698">
+    <w:abstractNumId w:val="15"/>
+  </w:num>
+  <w:num w:numId="13" w16cid:durableId="241068780">
+    <w:abstractNumId w:val="10"/>
+  </w:num>
+  <w:num w:numId="14" w16cid:durableId="1203515483">
+    <w:abstractNumId w:val="6"/>
+  </w:num>
+  <w:num w:numId="15" w16cid:durableId="1777745405">
     <w:abstractNumId w:val="3"/>
   </w:num>
-  <w:num w:numId="2" w16cid:durableId="2112780463">
+  <w:num w:numId="16" w16cid:durableId="418916626">
     <w:abstractNumId w:val="14"/>
   </w:num>
-  <w:num w:numId="3" w16cid:durableId="1909261882">
+  <w:num w:numId="17" w16cid:durableId="1591964163">
     <w:abstractNumId w:val="11"/>
   </w:num>
-  <w:num w:numId="4" w16cid:durableId="134108450">
-    <w:abstractNumId w:val="15"/>
-  </w:num>
-  <w:num w:numId="5" w16cid:durableId="101730410">
+  <w:num w:numId="18" w16cid:durableId="747462902">
     <w:abstractNumId w:val="0"/>
-  </w:num>
-  <w:num w:numId="6" w16cid:durableId="1105150971">
-    <w:abstractNumId w:val="1"/>
-  </w:num>
-  <w:num w:numId="7" w16cid:durableId="1048190058">
-    <w:abstractNumId w:val="10"/>
-  </w:num>
-  <w:num w:numId="8" w16cid:durableId="839126481">
-    <w:abstractNumId w:val="8"/>
-  </w:num>
-  <w:num w:numId="9" w16cid:durableId="697779205">
-    <w:abstractNumId w:val="6"/>
-  </w:num>
-  <w:num w:numId="10" w16cid:durableId="1436514511">
-    <w:abstractNumId w:val="7"/>
-  </w:num>
-  <w:num w:numId="11" w16cid:durableId="1013992893">
-    <w:abstractNumId w:val="4"/>
-  </w:num>
-  <w:num w:numId="12" w16cid:durableId="424039698">
-    <w:abstractNumId w:val="13"/>
-  </w:num>
-  <w:num w:numId="13" w16cid:durableId="241068780">
-    <w:abstractNumId w:val="9"/>
-  </w:num>
-  <w:num w:numId="14" w16cid:durableId="1203515483">
-    <w:abstractNumId w:val="5"/>
-  </w:num>
-  <w:num w:numId="15" w16cid:durableId="1777745405">
-    <w:abstractNumId w:val="2"/>
-  </w:num>
-  <w:num w:numId="16" w16cid:durableId="418916626">
-    <w:abstractNumId w:val="12"/>
   </w:num>
 </w:numbering>
 </file>

--- a/jobsheet 7 Ahmad Maynanda.docx
+++ b/jobsheet 7 Ahmad Maynanda.docx
@@ -1568,7 +1568,6 @@
     <w:p>
       <w:pPr>
         <w:spacing w:after="0" w:line="276" w:lineRule="auto"/>
-        <w:ind w:left="360"/>
       </w:pPr>
       <w:r>
         <w:rPr>
@@ -1641,16 +1640,138 @@
     <w:p>
       <w:pPr>
         <w:pStyle w:val="ListParagraph"/>
+        <w:spacing w:after="0" w:line="276" w:lineRule="auto"/>
+      </w:pPr>
+    </w:p>
+    <w:p>
+      <w:pPr>
+        <w:pStyle w:val="ListParagraph"/>
+        <w:spacing w:after="0" w:line="276" w:lineRule="auto"/>
+      </w:pPr>
+    </w:p>
+    <w:p>
+      <w:pPr>
+        <w:pStyle w:val="ListParagraph"/>
+        <w:spacing w:after="0" w:line="276" w:lineRule="auto"/>
+      </w:pPr>
+    </w:p>
+    <w:p>
+      <w:pPr>
+        <w:pStyle w:val="ListParagraph"/>
+        <w:spacing w:after="0" w:line="276" w:lineRule="auto"/>
+      </w:pPr>
+    </w:p>
+    <w:p>
+      <w:pPr>
+        <w:pStyle w:val="ListParagraph"/>
+        <w:spacing w:after="0" w:line="276" w:lineRule="auto"/>
+      </w:pPr>
+    </w:p>
+    <w:p>
+      <w:pPr>
+        <w:pStyle w:val="ListParagraph"/>
+        <w:spacing w:after="0" w:line="276" w:lineRule="auto"/>
+      </w:pPr>
+    </w:p>
+    <w:p>
+      <w:pPr>
+        <w:pStyle w:val="ListParagraph"/>
+        <w:spacing w:after="0" w:line="276" w:lineRule="auto"/>
+      </w:pPr>
+    </w:p>
+    <w:p>
+      <w:pPr>
+        <w:pStyle w:val="ListParagraph"/>
+        <w:spacing w:after="0" w:line="276" w:lineRule="auto"/>
+      </w:pPr>
+    </w:p>
+    <w:p>
+      <w:pPr>
+        <w:pStyle w:val="ListParagraph"/>
+        <w:spacing w:after="0" w:line="276" w:lineRule="auto"/>
+      </w:pPr>
+    </w:p>
+    <w:p>
+      <w:pPr>
+        <w:pStyle w:val="ListParagraph"/>
+      </w:pPr>
+    </w:p>
+    <w:p>
+      <w:pPr>
+        <w:pStyle w:val="ListParagraph"/>
         <w:numPr>
           <w:ilvl w:val="0"/>
           <w:numId w:val="18"/>
         </w:numPr>
         <w:spacing w:after="0" w:line="276" w:lineRule="auto"/>
       </w:pPr>
+      <w:r>
+        <w:lastRenderedPageBreak/>
+        <w:t>Parkir</w:t>
+      </w:r>
+    </w:p>
+    <w:p>
+      <w:pPr>
+        <w:spacing w:after="0" w:line="276" w:lineRule="auto"/>
+        <w:ind w:left="360"/>
+      </w:pPr>
+      <w:r>
+        <w:rPr>
+          <w:noProof/>
+        </w:rPr>
+        <w:drawing>
+          <wp:inline distT="0" distB="0" distL="0" distR="0" wp14:anchorId="03D8B921" wp14:editId="52A4EA5E">
+            <wp:extent cx="5514975" cy="4457700"/>
+            <wp:effectExtent l="0" t="0" r="9525" b="0"/>
+            <wp:docPr id="1652440355" name="Picture 11"/>
+            <wp:cNvGraphicFramePr>
+              <a:graphicFrameLocks xmlns:a="http://schemas.openxmlformats.org/drawingml/2006/main" noChangeAspect="1"/>
+            </wp:cNvGraphicFramePr>
+            <a:graphic xmlns:a="http://schemas.openxmlformats.org/drawingml/2006/main">
+              <a:graphicData uri="http://schemas.openxmlformats.org/drawingml/2006/picture">
+                <pic:pic xmlns:pic="http://schemas.openxmlformats.org/drawingml/2006/picture">
+                  <pic:nvPicPr>
+                    <pic:cNvPr id="0" name="Picture 24"/>
+                    <pic:cNvPicPr>
+                      <a:picLocks noChangeAspect="1" noChangeArrowheads="1"/>
+                    </pic:cNvPicPr>
+                  </pic:nvPicPr>
+                  <pic:blipFill>
+                    <a:blip r:embed="rId15">
+                      <a:extLst>
+                        <a:ext uri="{28A0092B-C50C-407E-A947-70E740481C1C}">
+                          <a14:useLocalDpi xmlns:a14="http://schemas.microsoft.com/office/drawing/2010/main" val="0"/>
+                        </a:ext>
+                      </a:extLst>
+                    </a:blip>
+                    <a:srcRect/>
+                    <a:stretch>
+                      <a:fillRect/>
+                    </a:stretch>
+                  </pic:blipFill>
+                  <pic:spPr bwMode="auto">
+                    <a:xfrm>
+                      <a:off x="0" y="0"/>
+                      <a:ext cx="5514975" cy="4457700"/>
+                    </a:xfrm>
+                    <a:prstGeom prst="rect">
+                      <a:avLst/>
+                    </a:prstGeom>
+                    <a:noFill/>
+                    <a:ln>
+                      <a:noFill/>
+                    </a:ln>
+                  </pic:spPr>
+                </pic:pic>
+              </a:graphicData>
+            </a:graphic>
+          </wp:inline>
+        </w:drawing>
+      </w:r>
     </w:p>
     <w:sectPr>
-      <w:headerReference w:type="default" r:id="rId15"/>
-      <w:footerReference w:type="default" r:id="rId16"/>
+      <w:headerReference w:type="default" r:id="rId16"/>
+      <w:footerReference w:type="default" r:id="rId17"/>
       <w:pgSz w:w="11906" w:h="16838"/>
       <w:pgMar w:top="1440" w:right="1440" w:bottom="1440" w:left="1440" w:header="567" w:footer="708" w:gutter="0"/>
       <w:cols w:space="708"/>
@@ -1901,7 +2022,7 @@
         </mc:Choice>
         <mc:Fallback>
           <w:pict>
-            <v:shapetype w14:anchorId="2183EE18" id="_x0000_t32" coordsize="21600,21600" o:spt="32" o:oned="t" path="m,l21600,21600e" filled="f">
+            <v:shapetype w14:anchorId="0AFD093A" id="_x0000_t32" coordsize="21600,21600" o:spt="32" o:oned="t" path="m,l21600,21600e" filled="f">
               <v:path arrowok="t" fillok="f" o:connecttype="none"/>
               <o:lock v:ext="edit" shapetype="t"/>
             </v:shapetype>
